--- a/public/labs/pmzi/ЛР4_ПМЗІ_Шифр_Плейфера_Подвійний_квадрат.docx
+++ b/public/labs/pmzi/ЛР4_ПМЗІ_Шифр_Плейфера_Подвійний_квадрат.docx
@@ -15,7 +15,7 @@
         <w:pStyle w:val="Subtitle"/>
       </w:pPr>
       <w:r>
-        <w:t xml:space="preserve">Шифр Плейфера. Подвійний квадрат</w:t>
+        <w:t xml:space="preserve">Використання шифру складної перестановки при розв'язанні задачі захисту інформації (шифр Плейфера, шифр подвійний квадрат Уітстона). Програмна реалізація</w:t>
       </w:r>
     </w:p>
     <w:p>
@@ -51,7 +51,7 @@
         <w:t xml:space="preserve"> </w:t>
       </w:r>
       <w:r>
-        <w:t xml:space="preserve">ПК з встановленим C++ компілятором або Python 3; Середовище розробки (Visual Studio, VS Code).</w:t>
+        <w:t xml:space="preserve">ПК з встановленим C++ компілятором (MSVC, MinGW або GCC); Середовище розробки (Visual Studio, VS Code).</w:t>
       </w:r>
     </w:p>
     <w:p>
@@ -72,7 +72,7 @@
         <w:t xml:space="preserve">2 академічні години.</w:t>
       </w:r>
     </w:p>
-    <w:bookmarkStart w:id="13" w:name="теоретичні-відомості"/>
+    <w:bookmarkStart w:id="16" w:name="теоретичні-відомості"/>
     <w:p>
       <w:pPr>
         <w:pStyle w:val="Heading2"/>
@@ -196,16 +196,16 @@
         <w:rPr>
           <w:rStyle w:val="VerbatimChar"/>
         </w:rPr>
-        <w:t xml:space="preserve">│  Біграма EA шифрується по-різному в різних контекстах                 │</w:t>
-      </w:r>
-      <w:r>
-        <w:br/>
-      </w:r>
-      <w:r>
-        <w:rPr>
-          <w:rStyle w:val="VerbatimChar"/>
-        </w:rPr>
-        <w:t xml:space="preserve">│  Частотний аналіз: набагато складніше                                 │</w:t>
+        <w:t xml:space="preserve">│  Літера E дає різний результат залежно від сусідки в біграмі          │</w:t>
+      </w:r>
+      <w:r>
+        <w:br/>
+      </w:r>
+      <w:r>
+        <w:rPr>
+          <w:rStyle w:val="VerbatimChar"/>
+        </w:rPr>
+        <w:t xml:space="preserve">│  Частотний аналіз окремих літер не працює: рахувати треба біграми     │</w:t>
       </w:r>
       <w:r>
         <w:br/>
@@ -450,16 +450,16 @@
         <w:rPr>
           <w:rStyle w:val="VerbatimChar"/>
         </w:rPr>
-        <w:t xml:space="preserve">│     │ M │[O]│ N │[A]│ R │   OA → NA (зсув вправо)                     │</w:t>
-      </w:r>
-      <w:r>
-        <w:br/>
-      </w:r>
-      <w:r>
-        <w:rPr>
-          <w:rStyle w:val="VerbatimChar"/>
-        </w:rPr>
-        <w:t xml:space="preserve">│     └───┴───┴───┴───┴───┘                                             │</w:t>
+        <w:t xml:space="preserve">│     │ M │[O]│ N │[A]│ R │   OA → NR (O→N, A→R)                        │</w:t>
+      </w:r>
+      <w:r>
+        <w:br/>
+      </w:r>
+      <w:r>
+        <w:rPr>
+          <w:rStyle w:val="VerbatimChar"/>
+        </w:rPr>
+        <w:t xml:space="preserve">│     └───┴───┴───┴───┴───┘   остання літера рядка переходить у першу   │</w:t>
       </w:r>
       <w:r>
         <w:br/>
@@ -795,7 +795,7 @@
         <w:jc w:val="both"/>
       </w:pPr>
       <w:r>
-        <w:t xml:space="preserve">Перша літера біграми шукається в квадраті 1</w:t>
+        <w:t xml:space="preserve">Перша літера біграми шукається в квадраті 1, друга — у квадраті 2</w:t>
       </w:r>
     </w:p>
     <w:p>
@@ -808,7 +808,7 @@
         <w:jc w:val="both"/>
       </w:pPr>
       <w:r>
-        <w:t xml:space="preserve">Друга літера — в квадраті 2</w:t>
+        <w:t xml:space="preserve">Перша літера шифротексту: квадрат 1, рядок першої літери, стовпець другої</w:t>
       </w:r>
     </w:p>
     <w:p>
@@ -821,7 +821,7 @@
         <w:jc w:val="both"/>
       </w:pPr>
       <w:r>
-        <w:t xml:space="preserve">Результат — літери на тих же рядках, але з протилежних стовпців</w:t>
+        <w:t xml:space="preserve">Друга літера шифротексту: квадрат 2, рядок другої літери, стовпець першої</w:t>
       </w:r>
     </w:p>
     <w:p>
@@ -832,25 +832,25 @@
         <w:rPr>
           <w:rStyle w:val="VerbatimChar"/>
         </w:rPr>
-        <w:t xml:space="preserve">Приклад: HE</w:t>
-      </w:r>
-      <w:r>
-        <w:br/>
-      </w:r>
-      <w:r>
-        <w:rPr>
-          <w:rStyle w:val="VerbatimChar"/>
-        </w:rPr>
-        <w:t xml:space="preserve">H у квадраті 1: рядок 2, стовпець 1</w:t>
-      </w:r>
-      <w:r>
-        <w:br/>
-      </w:r>
-      <w:r>
-        <w:rPr>
-          <w:rStyle w:val="VerbatimChar"/>
-        </w:rPr>
-        <w:t xml:space="preserve">E у квадраті 2: рядок 0, стовпець 1</w:t>
+        <w:t xml:space="preserve">Приклад: AT</w:t>
+      </w:r>
+      <w:r>
+        <w:br/>
+      </w:r>
+      <w:r>
+        <w:rPr>
+          <w:rStyle w:val="VerbatimChar"/>
+        </w:rPr>
+        <w:t xml:space="preserve">A у квадраті 1: рядок 0, стовпець 2</w:t>
+      </w:r>
+      <w:r>
+        <w:br/>
+      </w:r>
+      <w:r>
+        <w:rPr>
+          <w:rStyle w:val="VerbatimChar"/>
+        </w:rPr>
+        <w:t xml:space="preserve">T у квадраті 2: рядок 4, стовпець 0</w:t>
       </w:r>
       <w:r>
         <w:br/>
@@ -871,48 +871,710 @@
         <w:rPr>
           <w:rStyle w:val="VerbatimChar"/>
         </w:rPr>
-        <w:t xml:space="preserve">- З квадрата 1 беремо літеру (рядок H, стовпець E) = L</w:t>
-      </w:r>
-      <w:r>
-        <w:br/>
-      </w:r>
-      <w:r>
-        <w:rPr>
-          <w:rStyle w:val="VerbatimChar"/>
-        </w:rPr>
-        <w:t xml:space="preserve">- З квадрата 2 беремо літеру (рядок E, стовпець H) = Y</w:t>
-      </w:r>
-      <w:r>
-        <w:br/>
-      </w:r>
-      <w:r>
-        <w:br/>
-      </w:r>
-      <w:r>
-        <w:rPr>
-          <w:rStyle w:val="VerbatimChar"/>
-        </w:rPr>
-        <w:t xml:space="preserve">HE → LY</w:t>
+        <w:t xml:space="preserve">- З квадрата 1: рядок A (0), стовпець T (0) → E</w:t>
+      </w:r>
+      <w:r>
+        <w:br/>
+      </w:r>
+      <w:r>
+        <w:rPr>
+          <w:rStyle w:val="VerbatimChar"/>
+        </w:rPr>
+        <w:t xml:space="preserve">- З квадрата 2: рядок T (4), стовпець A (2) → V</w:t>
+      </w:r>
+      <w:r>
+        <w:br/>
+      </w:r>
+      <w:r>
+        <w:br/>
+      </w:r>
+      <w:r>
+        <w:rPr>
+          <w:rStyle w:val="VerbatimChar"/>
+        </w:rPr>
+        <w:t xml:space="preserve">AT → EV</w:t>
+      </w:r>
+    </w:p>
+    <w:p>
+      <w:pPr>
+        <w:pStyle w:val="FirstParagraph"/>
+      </w:pPr>
+      <w:r>
+        <w:t xml:space="preserve">Якщо обидві літери опиняються в однаковому стовпці своїх квадратів, біграма лишається</w:t>
+      </w:r>
+      <w:r>
+        <w:t xml:space="preserve"> </w:t>
+      </w:r>
+      <w:r>
+        <w:t xml:space="preserve">незмінною (</w:t>
+      </w:r>
+      <w:r>
+        <w:rPr>
+          <w:rStyle w:val="VerbatimChar"/>
+        </w:rPr>
+        <w:t xml:space="preserve">HE → HE</w:t>
+      </w:r>
+      <w:r>
+        <w:t xml:space="preserve">). Так поводиться приблизно кожна п’ята пара — це відома слабкість шифру.</w:t>
+      </w:r>
+      <w:r>
+        <w:t xml:space="preserve"> </w:t>
+      </w:r>
+      <w:r>
+        <w:t xml:space="preserve">## Приклад виконання</w:t>
       </w:r>
     </w:p>
     <w:bookmarkEnd w:id="12"/>
+    <w:bookmarkStart w:id="13" w:name="крок-1.-побудова-матриці-плейфера"/>
+    <w:p>
+      <w:pPr>
+        <w:pStyle w:val="Heading3"/>
+      </w:pPr>
+      <w:r>
+        <w:t xml:space="preserve">Крок 1. Побудова матриці Плейфера</w:t>
+      </w:r>
+    </w:p>
+    <w:p>
+      <w:pPr>
+        <w:pStyle w:val="SourceCode"/>
+      </w:pPr>
+      <w:r>
+        <w:rPr>
+          <w:rStyle w:val="VerbatimChar"/>
+        </w:rPr>
+        <w:t xml:space="preserve">#include &lt;iostream&gt;</w:t>
+      </w:r>
+      <w:r>
+        <w:br/>
+      </w:r>
+      <w:r>
+        <w:rPr>
+          <w:rStyle w:val="VerbatimChar"/>
+        </w:rPr>
+        <w:t xml:space="preserve">#include &lt;string&gt;</w:t>
+      </w:r>
+      <w:r>
+        <w:br/>
+      </w:r>
+      <w:r>
+        <w:rPr>
+          <w:rStyle w:val="VerbatimChar"/>
+        </w:rPr>
+        <w:t xml:space="preserve">#include &lt;vector&gt;</w:t>
+      </w:r>
+      <w:r>
+        <w:br/>
+      </w:r>
+      <w:r>
+        <w:rPr>
+          <w:rStyle w:val="VerbatimChar"/>
+        </w:rPr>
+        <w:t xml:space="preserve">#include &lt;cctype&gt;</w:t>
+      </w:r>
+      <w:r>
+        <w:br/>
+      </w:r>
+      <w:r>
+        <w:br/>
+      </w:r>
+      <w:r>
+        <w:rPr>
+          <w:rStyle w:val="VerbatimChar"/>
+        </w:rPr>
+        <w:t xml:space="preserve">using Matrix = std::vector&lt;std::string&gt;;  // 5 рядків по 5 літер</w:t>
+      </w:r>
+      <w:r>
+        <w:br/>
+      </w:r>
+      <w:r>
+        <w:br/>
+      </w:r>
+      <w:r>
+        <w:rPr>
+          <w:rStyle w:val="VerbatimChar"/>
+        </w:rPr>
+        <w:t xml:space="preserve">// Матриця 5x5: спершу літери ключа без повторів, далі решта абетки без J</w:t>
+      </w:r>
+      <w:r>
+        <w:br/>
+      </w:r>
+      <w:r>
+        <w:rPr>
+          <w:rStyle w:val="VerbatimChar"/>
+        </w:rPr>
+        <w:t xml:space="preserve">Matrix createMatrix(const std::string&amp; keyword) {</w:t>
+      </w:r>
+      <w:r>
+        <w:br/>
+      </w:r>
+      <w:r>
+        <w:rPr>
+          <w:rStyle w:val="VerbatimChar"/>
+        </w:rPr>
+        <w:t xml:space="preserve">    const std::string alphabet = "ABCDEFGHIKLMNOPQRSTUVWXYZ";  // без J</w:t>
+      </w:r>
+      <w:r>
+        <w:br/>
+      </w:r>
+      <w:r>
+        <w:rPr>
+          <w:rStyle w:val="VerbatimChar"/>
+        </w:rPr>
+        <w:t xml:space="preserve">    bool used[26] = { false };</w:t>
+      </w:r>
+      <w:r>
+        <w:br/>
+      </w:r>
+      <w:r>
+        <w:rPr>
+          <w:rStyle w:val="VerbatimChar"/>
+        </w:rPr>
+        <w:t xml:space="preserve">    std::string chars;</w:t>
+      </w:r>
+      <w:r>
+        <w:br/>
+      </w:r>
+      <w:r>
+        <w:br/>
+      </w:r>
+      <w:r>
+        <w:rPr>
+          <w:rStyle w:val="VerbatimChar"/>
+        </w:rPr>
+        <w:t xml:space="preserve">    for (char c : keyword) {</w:t>
+      </w:r>
+      <w:r>
+        <w:br/>
+      </w:r>
+      <w:r>
+        <w:rPr>
+          <w:rStyle w:val="VerbatimChar"/>
+        </w:rPr>
+        <w:t xml:space="preserve">        char up = static_cast&lt;char&gt;(std::toupper(static_cast&lt;unsigned char&gt;(c)));</w:t>
+      </w:r>
+      <w:r>
+        <w:br/>
+      </w:r>
+      <w:r>
+        <w:rPr>
+          <w:rStyle w:val="VerbatimChar"/>
+        </w:rPr>
+        <w:t xml:space="preserve">        if (up == 'J') up = 'I';</w:t>
+      </w:r>
+      <w:r>
+        <w:br/>
+      </w:r>
+      <w:r>
+        <w:rPr>
+          <w:rStyle w:val="VerbatimChar"/>
+        </w:rPr>
+        <w:t xml:space="preserve">        if (up &gt;= 'A' &amp;&amp; up &lt;= 'Z' &amp;&amp; !used[up - 'A']) {</w:t>
+      </w:r>
+      <w:r>
+        <w:br/>
+      </w:r>
+      <w:r>
+        <w:rPr>
+          <w:rStyle w:val="VerbatimChar"/>
+        </w:rPr>
+        <w:t xml:space="preserve">            used[up - 'A'] = true;</w:t>
+      </w:r>
+      <w:r>
+        <w:br/>
+      </w:r>
+      <w:r>
+        <w:rPr>
+          <w:rStyle w:val="VerbatimChar"/>
+        </w:rPr>
+        <w:t xml:space="preserve">            chars += up;</w:t>
+      </w:r>
+      <w:r>
+        <w:br/>
+      </w:r>
+      <w:r>
+        <w:rPr>
+          <w:rStyle w:val="VerbatimChar"/>
+        </w:rPr>
+        <w:t xml:space="preserve">        }</w:t>
+      </w:r>
+      <w:r>
+        <w:br/>
+      </w:r>
+      <w:r>
+        <w:rPr>
+          <w:rStyle w:val="VerbatimChar"/>
+        </w:rPr>
+        <w:t xml:space="preserve">    }</w:t>
+      </w:r>
+      <w:r>
+        <w:br/>
+      </w:r>
+      <w:r>
+        <w:br/>
+      </w:r>
+      <w:r>
+        <w:rPr>
+          <w:rStyle w:val="VerbatimChar"/>
+        </w:rPr>
+        <w:t xml:space="preserve">    for (char c : alphabet) {</w:t>
+      </w:r>
+      <w:r>
+        <w:br/>
+      </w:r>
+      <w:r>
+        <w:rPr>
+          <w:rStyle w:val="VerbatimChar"/>
+        </w:rPr>
+        <w:t xml:space="preserve">        if (!used[c - 'A']) {</w:t>
+      </w:r>
+      <w:r>
+        <w:br/>
+      </w:r>
+      <w:r>
+        <w:rPr>
+          <w:rStyle w:val="VerbatimChar"/>
+        </w:rPr>
+        <w:t xml:space="preserve">            used[c - 'A'] = true;</w:t>
+      </w:r>
+      <w:r>
+        <w:br/>
+      </w:r>
+      <w:r>
+        <w:rPr>
+          <w:rStyle w:val="VerbatimChar"/>
+        </w:rPr>
+        <w:t xml:space="preserve">            chars += c;</w:t>
+      </w:r>
+      <w:r>
+        <w:br/>
+      </w:r>
+      <w:r>
+        <w:rPr>
+          <w:rStyle w:val="VerbatimChar"/>
+        </w:rPr>
+        <w:t xml:space="preserve">        }</w:t>
+      </w:r>
+      <w:r>
+        <w:br/>
+      </w:r>
+      <w:r>
+        <w:rPr>
+          <w:rStyle w:val="VerbatimChar"/>
+        </w:rPr>
+        <w:t xml:space="preserve">    }</w:t>
+      </w:r>
+      <w:r>
+        <w:br/>
+      </w:r>
+      <w:r>
+        <w:br/>
+      </w:r>
+      <w:r>
+        <w:rPr>
+          <w:rStyle w:val="VerbatimChar"/>
+        </w:rPr>
+        <w:t xml:space="preserve">    Matrix matrix(5);</w:t>
+      </w:r>
+      <w:r>
+        <w:br/>
+      </w:r>
+      <w:r>
+        <w:rPr>
+          <w:rStyle w:val="VerbatimChar"/>
+        </w:rPr>
+        <w:t xml:space="preserve">    for (int row = 0; row &lt; 5; ++row) {</w:t>
+      </w:r>
+      <w:r>
+        <w:br/>
+      </w:r>
+      <w:r>
+        <w:rPr>
+          <w:rStyle w:val="VerbatimChar"/>
+        </w:rPr>
+        <w:t xml:space="preserve">        matrix[row] = chars.substr(row * 5, 5);</w:t>
+      </w:r>
+      <w:r>
+        <w:br/>
+      </w:r>
+      <w:r>
+        <w:rPr>
+          <w:rStyle w:val="VerbatimChar"/>
+        </w:rPr>
+        <w:t xml:space="preserve">    }</w:t>
+      </w:r>
+      <w:r>
+        <w:br/>
+      </w:r>
+      <w:r>
+        <w:rPr>
+          <w:rStyle w:val="VerbatimChar"/>
+        </w:rPr>
+        <w:t xml:space="preserve">    return matrix;</w:t>
+      </w:r>
+      <w:r>
+        <w:br/>
+      </w:r>
+      <w:r>
+        <w:rPr>
+          <w:rStyle w:val="VerbatimChar"/>
+        </w:rPr>
+        <w:t xml:space="preserve">}</w:t>
+      </w:r>
+      <w:r>
+        <w:br/>
+      </w:r>
+      <w:r>
+        <w:br/>
+      </w:r>
+      <w:r>
+        <w:rPr>
+          <w:rStyle w:val="VerbatimChar"/>
+        </w:rPr>
+        <w:t xml:space="preserve">// Позиція літери в матриці; повертає false, якщо літери немає</w:t>
+      </w:r>
+      <w:r>
+        <w:br/>
+      </w:r>
+      <w:r>
+        <w:rPr>
+          <w:rStyle w:val="VerbatimChar"/>
+        </w:rPr>
+        <w:t xml:space="preserve">bool findPosition(const Matrix&amp; matrix, char c, int&amp; row, int&amp; col) {</w:t>
+      </w:r>
+      <w:r>
+        <w:br/>
+      </w:r>
+      <w:r>
+        <w:rPr>
+          <w:rStyle w:val="VerbatimChar"/>
+        </w:rPr>
+        <w:t xml:space="preserve">    char up = static_cast&lt;char&gt;(std::toupper(static_cast&lt;unsigned char&gt;(c)));</w:t>
+      </w:r>
+      <w:r>
+        <w:br/>
+      </w:r>
+      <w:r>
+        <w:rPr>
+          <w:rStyle w:val="VerbatimChar"/>
+        </w:rPr>
+        <w:t xml:space="preserve">    if (up == 'J') up = 'I';</w:t>
+      </w:r>
+      <w:r>
+        <w:br/>
+      </w:r>
+      <w:r>
+        <w:br/>
+      </w:r>
+      <w:r>
+        <w:rPr>
+          <w:rStyle w:val="VerbatimChar"/>
+        </w:rPr>
+        <w:t xml:space="preserve">    for (row = 0; row &lt; 5; ++row) {</w:t>
+      </w:r>
+      <w:r>
+        <w:br/>
+      </w:r>
+      <w:r>
+        <w:rPr>
+          <w:rStyle w:val="VerbatimChar"/>
+        </w:rPr>
+        <w:t xml:space="preserve">        for (col = 0; col &lt; 5; ++col) {</w:t>
+      </w:r>
+      <w:r>
+        <w:br/>
+      </w:r>
+      <w:r>
+        <w:rPr>
+          <w:rStyle w:val="VerbatimChar"/>
+        </w:rPr>
+        <w:t xml:space="preserve">            if (matrix[row][col] == up) {</w:t>
+      </w:r>
+      <w:r>
+        <w:br/>
+      </w:r>
+      <w:r>
+        <w:rPr>
+          <w:rStyle w:val="VerbatimChar"/>
+        </w:rPr>
+        <w:t xml:space="preserve">                return true;</w:t>
+      </w:r>
+      <w:r>
+        <w:br/>
+      </w:r>
+      <w:r>
+        <w:rPr>
+          <w:rStyle w:val="VerbatimChar"/>
+        </w:rPr>
+        <w:t xml:space="preserve">            }</w:t>
+      </w:r>
+      <w:r>
+        <w:br/>
+      </w:r>
+      <w:r>
+        <w:rPr>
+          <w:rStyle w:val="VerbatimChar"/>
+        </w:rPr>
+        <w:t xml:space="preserve">        }</w:t>
+      </w:r>
+      <w:r>
+        <w:br/>
+      </w:r>
+      <w:r>
+        <w:rPr>
+          <w:rStyle w:val="VerbatimChar"/>
+        </w:rPr>
+        <w:t xml:space="preserve">    }</w:t>
+      </w:r>
+      <w:r>
+        <w:br/>
+      </w:r>
+      <w:r>
+        <w:rPr>
+          <w:rStyle w:val="VerbatimChar"/>
+        </w:rPr>
+        <w:t xml:space="preserve">    return false;</w:t>
+      </w:r>
+      <w:r>
+        <w:br/>
+      </w:r>
+      <w:r>
+        <w:rPr>
+          <w:rStyle w:val="VerbatimChar"/>
+        </w:rPr>
+        <w:t xml:space="preserve">}</w:t>
+      </w:r>
+      <w:r>
+        <w:br/>
+      </w:r>
+      <w:r>
+        <w:br/>
+      </w:r>
+      <w:r>
+        <w:rPr>
+          <w:rStyle w:val="VerbatimChar"/>
+        </w:rPr>
+        <w:t xml:space="preserve">void printMatrix(const Matrix&amp; matrix, const std::string&amp; title) {</w:t>
+      </w:r>
+      <w:r>
+        <w:br/>
+      </w:r>
+      <w:r>
+        <w:rPr>
+          <w:rStyle w:val="VerbatimChar"/>
+        </w:rPr>
+        <w:t xml:space="preserve">    if (!title.empty()) {</w:t>
+      </w:r>
+      <w:r>
+        <w:br/>
+      </w:r>
+      <w:r>
+        <w:rPr>
+          <w:rStyle w:val="VerbatimChar"/>
+        </w:rPr>
+        <w:t xml:space="preserve">        std::cout &lt;&lt; title &lt;&lt; "\n";</w:t>
+      </w:r>
+      <w:r>
+        <w:br/>
+      </w:r>
+      <w:r>
+        <w:rPr>
+          <w:rStyle w:val="VerbatimChar"/>
+        </w:rPr>
+        <w:t xml:space="preserve">    }</w:t>
+      </w:r>
+      <w:r>
+        <w:br/>
+      </w:r>
+      <w:r>
+        <w:rPr>
+          <w:rStyle w:val="VerbatimChar"/>
+        </w:rPr>
+        <w:t xml:space="preserve">    for (const std::string&amp; row : matrix) {</w:t>
+      </w:r>
+      <w:r>
+        <w:br/>
+      </w:r>
+      <w:r>
+        <w:rPr>
+          <w:rStyle w:val="VerbatimChar"/>
+        </w:rPr>
+        <w:t xml:space="preserve">        for (char c : row) {</w:t>
+      </w:r>
+      <w:r>
+        <w:br/>
+      </w:r>
+      <w:r>
+        <w:rPr>
+          <w:rStyle w:val="VerbatimChar"/>
+        </w:rPr>
+        <w:t xml:space="preserve">            std::cout &lt;&lt; c &lt;&lt; ' ';</w:t>
+      </w:r>
+      <w:r>
+        <w:br/>
+      </w:r>
+      <w:r>
+        <w:rPr>
+          <w:rStyle w:val="VerbatimChar"/>
+        </w:rPr>
+        <w:t xml:space="preserve">        }</w:t>
+      </w:r>
+      <w:r>
+        <w:br/>
+      </w:r>
+      <w:r>
+        <w:rPr>
+          <w:rStyle w:val="VerbatimChar"/>
+        </w:rPr>
+        <w:t xml:space="preserve">        std::cout &lt;&lt; "\n";</w:t>
+      </w:r>
+      <w:r>
+        <w:br/>
+      </w:r>
+      <w:r>
+        <w:rPr>
+          <w:rStyle w:val="VerbatimChar"/>
+        </w:rPr>
+        <w:t xml:space="preserve">    }</w:t>
+      </w:r>
+      <w:r>
+        <w:br/>
+      </w:r>
+      <w:r>
+        <w:rPr>
+          <w:rStyle w:val="VerbatimChar"/>
+        </w:rPr>
+        <w:t xml:space="preserve">}</w:t>
+      </w:r>
+      <w:r>
+        <w:br/>
+      </w:r>
+      <w:r>
+        <w:br/>
+      </w:r>
+      <w:r>
+        <w:rPr>
+          <w:rStyle w:val="VerbatimChar"/>
+        </w:rPr>
+        <w:t xml:space="preserve">int main() {</w:t>
+      </w:r>
+      <w:r>
+        <w:br/>
+      </w:r>
+      <w:r>
+        <w:rPr>
+          <w:rStyle w:val="VerbatimChar"/>
+        </w:rPr>
+        <w:t xml:space="preserve">    std::string keyword = "MONARCHY";</w:t>
+      </w:r>
+      <w:r>
+        <w:br/>
+      </w:r>
+      <w:r>
+        <w:rPr>
+          <w:rStyle w:val="VerbatimChar"/>
+        </w:rPr>
+        <w:t xml:space="preserve">    Matrix matrix = createMatrix(keyword);</w:t>
+      </w:r>
+      <w:r>
+        <w:br/>
+      </w:r>
+      <w:r>
+        <w:rPr>
+          <w:rStyle w:val="VerbatimChar"/>
+        </w:rPr>
+        <w:t xml:space="preserve">    printMatrix(matrix, "Матриця для ключа " + keyword + ":");</w:t>
+      </w:r>
+      <w:r>
+        <w:br/>
+      </w:r>
+      <w:r>
+        <w:rPr>
+          <w:rStyle w:val="VerbatimChar"/>
+        </w:rPr>
+        <w:t xml:space="preserve">    return 0;</w:t>
+      </w:r>
+      <w:r>
+        <w:br/>
+      </w:r>
+      <w:r>
+        <w:rPr>
+          <w:rStyle w:val="VerbatimChar"/>
+        </w:rPr>
+        <w:t xml:space="preserve">}</w:t>
+      </w:r>
+    </w:p>
+    <w:p>
+      <w:pPr>
+        <w:pStyle w:val="FirstParagraph"/>
+      </w:pPr>
+      <w:r>
+        <w:t xml:space="preserve">Результат роботи програми:</w:t>
+      </w:r>
+    </w:p>
+    <w:p>
+      <w:pPr>
+        <w:pStyle w:val="SourceCode"/>
+      </w:pPr>
+      <w:r>
+        <w:rPr>
+          <w:rStyle w:val="VerbatimChar"/>
+        </w:rPr>
+        <w:t xml:space="preserve">Матриця для ключа MONARCHY:</w:t>
+      </w:r>
+      <w:r>
+        <w:br/>
+      </w:r>
+      <w:r>
+        <w:rPr>
+          <w:rStyle w:val="VerbatimChar"/>
+        </w:rPr>
+        <w:t xml:space="preserve">M O N A R</w:t>
+      </w:r>
+      <w:r>
+        <w:br/>
+      </w:r>
+      <w:r>
+        <w:rPr>
+          <w:rStyle w:val="VerbatimChar"/>
+        </w:rPr>
+        <w:t xml:space="preserve">C H Y B D</w:t>
+      </w:r>
+      <w:r>
+        <w:br/>
+      </w:r>
+      <w:r>
+        <w:rPr>
+          <w:rStyle w:val="VerbatimChar"/>
+        </w:rPr>
+        <w:t xml:space="preserve">E F G I K</w:t>
+      </w:r>
+      <w:r>
+        <w:br/>
+      </w:r>
+      <w:r>
+        <w:rPr>
+          <w:rStyle w:val="VerbatimChar"/>
+        </w:rPr>
+        <w:t xml:space="preserve">L P Q S T</w:t>
+      </w:r>
+      <w:r>
+        <w:br/>
+      </w:r>
+      <w:r>
+        <w:rPr>
+          <w:rStyle w:val="VerbatimChar"/>
+        </w:rPr>
+        <w:t xml:space="preserve">U V W X Z</w:t>
+      </w:r>
+    </w:p>
     <w:bookmarkEnd w:id="13"/>
-    <w:bookmarkStart w:id="17" w:name="приклад-виконання"/>
-    <w:p>
-      <w:pPr>
-        <w:pStyle w:val="Heading2"/>
-      </w:pPr>
-      <w:r>
-        <w:t xml:space="preserve">Приклад виконання</w:t>
-      </w:r>
-    </w:p>
-    <w:bookmarkStart w:id="14" w:name="крок-1.-побудова-матриці-плейфера-python"/>
+    <w:bookmarkStart w:id="14" w:name="крок-2.-шифрування-плейфера"/>
     <w:p>
       <w:pPr>
         <w:pStyle w:val="Heading3"/>
       </w:pPr>
       <w:r>
-        <w:t xml:space="preserve">Крок 1. Побудова матриці Плейфера (Python)</w:t>
+        <w:t xml:space="preserve">Крок 2. Шифрування Плейфера</w:t>
       </w:r>
     </w:p>
     <w:p>
@@ -923,410 +1585,821 @@
         <w:rPr>
           <w:rStyle w:val="VerbatimChar"/>
         </w:rPr>
-        <w:t xml:space="preserve">def create_playfair_matrix(keyword: str) -&gt; list:</w:t>
-      </w:r>
-      <w:r>
-        <w:br/>
-      </w:r>
-      <w:r>
-        <w:rPr>
-          <w:rStyle w:val="VerbatimChar"/>
-        </w:rPr>
-        <w:t xml:space="preserve">    """Створює матрицю 5×5 для шифру Плейфера."""</w:t>
-      </w:r>
-      <w:r>
-        <w:br/>
-      </w:r>
-      <w:r>
-        <w:rPr>
-          <w:rStyle w:val="VerbatimChar"/>
-        </w:rPr>
-        <w:t xml:space="preserve">    # Замінюємо J на I, видаляємо повтори</w:t>
-      </w:r>
-      <w:r>
-        <w:br/>
-      </w:r>
-      <w:r>
-        <w:rPr>
-          <w:rStyle w:val="VerbatimChar"/>
-        </w:rPr>
-        <w:t xml:space="preserve">    alphabet = 'ABCDEFGHIKLMNOPQRSTUVWXYZ'  # без J</w:t>
-      </w:r>
-      <w:r>
-        <w:br/>
-      </w:r>
-      <w:r>
-        <w:rPr>
-          <w:rStyle w:val="VerbatimChar"/>
-        </w:rPr>
-        <w:t xml:space="preserve">    keyword = keyword.upper().replace('J', 'I')</w:t>
-      </w:r>
-      <w:r>
-        <w:br/>
-      </w:r>
-      <w:r>
-        <w:br/>
-      </w:r>
-      <w:r>
-        <w:rPr>
-          <w:rStyle w:val="VerbatimChar"/>
-        </w:rPr>
-        <w:t xml:space="preserve">    # Формуємо послідовність: ключ + решта алфавіту</w:t>
-      </w:r>
-      <w:r>
-        <w:br/>
-      </w:r>
-      <w:r>
-        <w:rPr>
-          <w:rStyle w:val="VerbatimChar"/>
-        </w:rPr>
-        <w:t xml:space="preserve">    seen = set()</w:t>
-      </w:r>
-      <w:r>
-        <w:br/>
-      </w:r>
-      <w:r>
-        <w:rPr>
-          <w:rStyle w:val="VerbatimChar"/>
-        </w:rPr>
-        <w:t xml:space="preserve">    matrix_chars = []</w:t>
-      </w:r>
-      <w:r>
-        <w:br/>
-      </w:r>
-      <w:r>
-        <w:br/>
-      </w:r>
-      <w:r>
-        <w:rPr>
-          <w:rStyle w:val="VerbatimChar"/>
-        </w:rPr>
-        <w:t xml:space="preserve">    for c in keyword:</w:t>
-      </w:r>
-      <w:r>
-        <w:br/>
-      </w:r>
-      <w:r>
-        <w:rPr>
-          <w:rStyle w:val="VerbatimChar"/>
-        </w:rPr>
-        <w:t xml:space="preserve">        if c.isalpha() and c not in seen:</w:t>
-      </w:r>
-      <w:r>
-        <w:br/>
-      </w:r>
-      <w:r>
-        <w:rPr>
-          <w:rStyle w:val="VerbatimChar"/>
-        </w:rPr>
-        <w:t xml:space="preserve">            seen.add(c)</w:t>
-      </w:r>
-      <w:r>
-        <w:br/>
-      </w:r>
-      <w:r>
-        <w:rPr>
-          <w:rStyle w:val="VerbatimChar"/>
-        </w:rPr>
-        <w:t xml:space="preserve">            matrix_chars.append(c)</w:t>
-      </w:r>
-      <w:r>
-        <w:br/>
-      </w:r>
-      <w:r>
-        <w:br/>
-      </w:r>
-      <w:r>
-        <w:rPr>
-          <w:rStyle w:val="VerbatimChar"/>
-        </w:rPr>
-        <w:t xml:space="preserve">    for c in alphabet:</w:t>
-      </w:r>
-      <w:r>
-        <w:br/>
-      </w:r>
-      <w:r>
-        <w:rPr>
-          <w:rStyle w:val="VerbatimChar"/>
-        </w:rPr>
-        <w:t xml:space="preserve">        if c not in seen:</w:t>
-      </w:r>
-      <w:r>
-        <w:br/>
-      </w:r>
-      <w:r>
-        <w:rPr>
-          <w:rStyle w:val="VerbatimChar"/>
-        </w:rPr>
-        <w:t xml:space="preserve">            matrix_chars.append(c)</w:t>
-      </w:r>
-      <w:r>
-        <w:br/>
-      </w:r>
-      <w:r>
-        <w:br/>
-      </w:r>
-      <w:r>
-        <w:rPr>
-          <w:rStyle w:val="VerbatimChar"/>
-        </w:rPr>
-        <w:t xml:space="preserve">    # Створюємо матрицю 5×5</w:t>
-      </w:r>
-      <w:r>
-        <w:br/>
-      </w:r>
-      <w:r>
-        <w:rPr>
-          <w:rStyle w:val="VerbatimChar"/>
-        </w:rPr>
-        <w:t xml:space="preserve">    matrix = []</w:t>
-      </w:r>
-      <w:r>
-        <w:br/>
-      </w:r>
-      <w:r>
-        <w:rPr>
-          <w:rStyle w:val="VerbatimChar"/>
-        </w:rPr>
-        <w:t xml:space="preserve">    for i in range(5):</w:t>
-      </w:r>
-      <w:r>
-        <w:br/>
-      </w:r>
-      <w:r>
-        <w:rPr>
-          <w:rStyle w:val="VerbatimChar"/>
-        </w:rPr>
-        <w:t xml:space="preserve">        matrix.append(matrix_chars[i*5:(i+1)*5])</w:t>
-      </w:r>
-      <w:r>
-        <w:br/>
-      </w:r>
-      <w:r>
-        <w:br/>
-      </w:r>
-      <w:r>
-        <w:rPr>
-          <w:rStyle w:val="VerbatimChar"/>
-        </w:rPr>
-        <w:t xml:space="preserve">    return matrix</w:t>
-      </w:r>
-      <w:r>
-        <w:br/>
-      </w:r>
-      <w:r>
-        <w:br/>
-      </w:r>
-      <w:r>
-        <w:rPr>
-          <w:rStyle w:val="VerbatimChar"/>
-        </w:rPr>
-        <w:t xml:space="preserve">def find_position(matrix: list, char: str) -&gt; tuple:</w:t>
-      </w:r>
-      <w:r>
-        <w:br/>
-      </w:r>
-      <w:r>
-        <w:rPr>
-          <w:rStyle w:val="VerbatimChar"/>
-        </w:rPr>
-        <w:t xml:space="preserve">    """Знаходить позицію символу в матриці."""</w:t>
-      </w:r>
-      <w:r>
-        <w:br/>
-      </w:r>
-      <w:r>
-        <w:rPr>
-          <w:rStyle w:val="VerbatimChar"/>
-        </w:rPr>
-        <w:t xml:space="preserve">    char = char.upper().replace('J', 'I')</w:t>
-      </w:r>
-      <w:r>
-        <w:br/>
-      </w:r>
-      <w:r>
-        <w:rPr>
-          <w:rStyle w:val="VerbatimChar"/>
-        </w:rPr>
-        <w:t xml:space="preserve">    for row in range(5):</w:t>
-      </w:r>
-      <w:r>
-        <w:br/>
-      </w:r>
-      <w:r>
-        <w:rPr>
-          <w:rStyle w:val="VerbatimChar"/>
-        </w:rPr>
-        <w:t xml:space="preserve">        for col in range(5):</w:t>
-      </w:r>
-      <w:r>
-        <w:br/>
-      </w:r>
-      <w:r>
-        <w:rPr>
-          <w:rStyle w:val="VerbatimChar"/>
-        </w:rPr>
-        <w:t xml:space="preserve">            if matrix[row][col] == char:</w:t>
-      </w:r>
-      <w:r>
-        <w:br/>
-      </w:r>
-      <w:r>
-        <w:rPr>
-          <w:rStyle w:val="VerbatimChar"/>
-        </w:rPr>
-        <w:t xml:space="preserve">                return (row, col)</w:t>
-      </w:r>
-      <w:r>
-        <w:br/>
-      </w:r>
-      <w:r>
-        <w:rPr>
-          <w:rStyle w:val="VerbatimChar"/>
-        </w:rPr>
-        <w:t xml:space="preserve">    return None</w:t>
-      </w:r>
-      <w:r>
-        <w:br/>
-      </w:r>
-      <w:r>
-        <w:br/>
-      </w:r>
-      <w:r>
-        <w:rPr>
-          <w:rStyle w:val="VerbatimChar"/>
-        </w:rPr>
-        <w:t xml:space="preserve">def print_matrix(matrix: list, title: str = ""):</w:t>
-      </w:r>
-      <w:r>
-        <w:br/>
-      </w:r>
-      <w:r>
-        <w:rPr>
-          <w:rStyle w:val="VerbatimChar"/>
-        </w:rPr>
-        <w:t xml:space="preserve">    """Друкує матрицю."""</w:t>
-      </w:r>
-      <w:r>
-        <w:br/>
-      </w:r>
-      <w:r>
-        <w:rPr>
-          <w:rStyle w:val="VerbatimChar"/>
-        </w:rPr>
-        <w:t xml:space="preserve">    if title:</w:t>
-      </w:r>
-      <w:r>
-        <w:br/>
-      </w:r>
-      <w:r>
-        <w:rPr>
-          <w:rStyle w:val="VerbatimChar"/>
-        </w:rPr>
-        <w:t xml:space="preserve">        print(title)</w:t>
-      </w:r>
-      <w:r>
-        <w:br/>
-      </w:r>
-      <w:r>
-        <w:rPr>
-          <w:rStyle w:val="VerbatimChar"/>
-        </w:rPr>
-        <w:t xml:space="preserve">    print("┌───┬───┬───┬───┬───┐")</w:t>
-      </w:r>
-      <w:r>
-        <w:br/>
-      </w:r>
-      <w:r>
-        <w:rPr>
-          <w:rStyle w:val="VerbatimChar"/>
-        </w:rPr>
-        <w:t xml:space="preserve">    for i, row in enumerate(matrix):</w:t>
-      </w:r>
-      <w:r>
-        <w:br/>
-      </w:r>
-      <w:r>
-        <w:rPr>
-          <w:rStyle w:val="VerbatimChar"/>
-        </w:rPr>
-        <w:t xml:space="preserve">        print("│ " + " │ ".join(row) + " │")</w:t>
-      </w:r>
-      <w:r>
-        <w:br/>
-      </w:r>
-      <w:r>
-        <w:rPr>
-          <w:rStyle w:val="VerbatimChar"/>
-        </w:rPr>
-        <w:t xml:space="preserve">        if i &lt; 4:</w:t>
-      </w:r>
-      <w:r>
-        <w:br/>
-      </w:r>
-      <w:r>
-        <w:rPr>
-          <w:rStyle w:val="VerbatimChar"/>
-        </w:rPr>
-        <w:t xml:space="preserve">            print("├───┼───┼───┼───┼───┤")</w:t>
-      </w:r>
-      <w:r>
-        <w:br/>
-      </w:r>
-      <w:r>
-        <w:rPr>
-          <w:rStyle w:val="VerbatimChar"/>
-        </w:rPr>
-        <w:t xml:space="preserve">    print("└───┴───┴───┴───┴───┘")</w:t>
-      </w:r>
-      <w:r>
-        <w:br/>
-      </w:r>
-      <w:r>
-        <w:br/>
-      </w:r>
-      <w:r>
-        <w:rPr>
-          <w:rStyle w:val="VerbatimChar"/>
-        </w:rPr>
-        <w:t xml:space="preserve"># Демонстрація</w:t>
-      </w:r>
-      <w:r>
-        <w:br/>
-      </w:r>
-      <w:r>
-        <w:rPr>
-          <w:rStyle w:val="VerbatimChar"/>
-        </w:rPr>
-        <w:t xml:space="preserve">keyword = "MONARCHY"</w:t>
-      </w:r>
-      <w:r>
-        <w:br/>
-      </w:r>
-      <w:r>
-        <w:rPr>
-          <w:rStyle w:val="VerbatimChar"/>
-        </w:rPr>
-        <w:t xml:space="preserve">matrix = create_playfair_matrix(keyword)</w:t>
-      </w:r>
-      <w:r>
-        <w:br/>
-      </w:r>
-      <w:r>
-        <w:rPr>
-          <w:rStyle w:val="VerbatimChar"/>
-        </w:rPr>
-        <w:t xml:space="preserve">print_matrix(matrix, f"Матриця для ключа '{keyword}':")</w:t>
+        <w:t xml:space="preserve">#include &lt;iostream&gt;</w:t>
+      </w:r>
+      <w:r>
+        <w:br/>
+      </w:r>
+      <w:r>
+        <w:rPr>
+          <w:rStyle w:val="VerbatimChar"/>
+        </w:rPr>
+        <w:t xml:space="preserve">#include &lt;string&gt;</w:t>
+      </w:r>
+      <w:r>
+        <w:br/>
+      </w:r>
+      <w:r>
+        <w:rPr>
+          <w:rStyle w:val="VerbatimChar"/>
+        </w:rPr>
+        <w:t xml:space="preserve">#include &lt;vector&gt;</w:t>
+      </w:r>
+      <w:r>
+        <w:br/>
+      </w:r>
+      <w:r>
+        <w:rPr>
+          <w:rStyle w:val="VerbatimChar"/>
+        </w:rPr>
+        <w:t xml:space="preserve">#include &lt;cctype&gt;</w:t>
+      </w:r>
+      <w:r>
+        <w:br/>
+      </w:r>
+      <w:r>
+        <w:br/>
+      </w:r>
+      <w:r>
+        <w:rPr>
+          <w:rStyle w:val="VerbatimChar"/>
+        </w:rPr>
+        <w:t xml:space="preserve">using Matrix = std::vector&lt;std::string&gt;;</w:t>
+      </w:r>
+      <w:r>
+        <w:br/>
+      </w:r>
+      <w:r>
+        <w:br/>
+      </w:r>
+      <w:r>
+        <w:rPr>
+          <w:rStyle w:val="VerbatimChar"/>
+        </w:rPr>
+        <w:t xml:space="preserve">Matrix createMatrix(const std::string&amp; keyword);                  // з кроку 1</w:t>
+      </w:r>
+      <w:r>
+        <w:br/>
+      </w:r>
+      <w:r>
+        <w:rPr>
+          <w:rStyle w:val="VerbatimChar"/>
+        </w:rPr>
+        <w:t xml:space="preserve">bool findPosition(const Matrix&amp; m, char c, int&amp; row, int&amp; col);   // з кроку 1</w:t>
+      </w:r>
+      <w:r>
+        <w:br/>
+      </w:r>
+      <w:r>
+        <w:br/>
+      </w:r>
+      <w:r>
+        <w:rPr>
+          <w:rStyle w:val="VerbatimChar"/>
+        </w:rPr>
+        <w:t xml:space="preserve">// Підготовка тексту: лише літери, J→I, розділення однакових літер біграми</w:t>
+      </w:r>
+      <w:r>
+        <w:br/>
+      </w:r>
+      <w:r>
+        <w:rPr>
+          <w:rStyle w:val="VerbatimChar"/>
+        </w:rPr>
+        <w:t xml:space="preserve">std::string prepareText(const std::string&amp; plaintext) {</w:t>
+      </w:r>
+      <w:r>
+        <w:br/>
+      </w:r>
+      <w:r>
+        <w:rPr>
+          <w:rStyle w:val="VerbatimChar"/>
+        </w:rPr>
+        <w:t xml:space="preserve">    std::string clean;</w:t>
+      </w:r>
+      <w:r>
+        <w:br/>
+      </w:r>
+      <w:r>
+        <w:rPr>
+          <w:rStyle w:val="VerbatimChar"/>
+        </w:rPr>
+        <w:t xml:space="preserve">    for (char c : plaintext) {</w:t>
+      </w:r>
+      <w:r>
+        <w:br/>
+      </w:r>
+      <w:r>
+        <w:rPr>
+          <w:rStyle w:val="VerbatimChar"/>
+        </w:rPr>
+        <w:t xml:space="preserve">        if (std::isalpha(static_cast&lt;unsigned char&gt;(c))) {</w:t>
+      </w:r>
+      <w:r>
+        <w:br/>
+      </w:r>
+      <w:r>
+        <w:rPr>
+          <w:rStyle w:val="VerbatimChar"/>
+        </w:rPr>
+        <w:t xml:space="preserve">            char up = static_cast&lt;char&gt;(std::toupper(static_cast&lt;unsigned char&gt;(c)));</w:t>
+      </w:r>
+      <w:r>
+        <w:br/>
+      </w:r>
+      <w:r>
+        <w:rPr>
+          <w:rStyle w:val="VerbatimChar"/>
+        </w:rPr>
+        <w:t xml:space="preserve">            clean += (up == 'J') ? 'I' : up;</w:t>
+      </w:r>
+      <w:r>
+        <w:br/>
+      </w:r>
+      <w:r>
+        <w:rPr>
+          <w:rStyle w:val="VerbatimChar"/>
+        </w:rPr>
+        <w:t xml:space="preserve">        }</w:t>
+      </w:r>
+      <w:r>
+        <w:br/>
+      </w:r>
+      <w:r>
+        <w:rPr>
+          <w:rStyle w:val="VerbatimChar"/>
+        </w:rPr>
+        <w:t xml:space="preserve">    }</w:t>
+      </w:r>
+      <w:r>
+        <w:br/>
+      </w:r>
+      <w:r>
+        <w:br/>
+      </w:r>
+      <w:r>
+        <w:rPr>
+          <w:rStyle w:val="VerbatimChar"/>
+        </w:rPr>
+        <w:t xml:space="preserve">    std::string result;</w:t>
+      </w:r>
+      <w:r>
+        <w:br/>
+      </w:r>
+      <w:r>
+        <w:rPr>
+          <w:rStyle w:val="VerbatimChar"/>
+        </w:rPr>
+        <w:t xml:space="preserve">    for (size_t i = 0; i &lt; clean.size(); ++i) {</w:t>
+      </w:r>
+      <w:r>
+        <w:br/>
+      </w:r>
+      <w:r>
+        <w:rPr>
+          <w:rStyle w:val="VerbatimChar"/>
+        </w:rPr>
+        <w:t xml:space="preserve">        result += clean[i];</w:t>
+      </w:r>
+      <w:r>
+        <w:br/>
+      </w:r>
+      <w:r>
+        <w:rPr>
+          <w:rStyle w:val="VerbatimChar"/>
+        </w:rPr>
+        <w:t xml:space="preserve">        // однакові літери в біграмі розділяємо літерою X</w:t>
+      </w:r>
+      <w:r>
+        <w:br/>
+      </w:r>
+      <w:r>
+        <w:rPr>
+          <w:rStyle w:val="VerbatimChar"/>
+        </w:rPr>
+        <w:t xml:space="preserve">        if (result.size() % 2 == 1 &amp;&amp; i + 1 &lt; clean.size() &amp;&amp; clean[i] == clean[i + 1]) {</w:t>
+      </w:r>
+      <w:r>
+        <w:br/>
+      </w:r>
+      <w:r>
+        <w:rPr>
+          <w:rStyle w:val="VerbatimChar"/>
+        </w:rPr>
+        <w:t xml:space="preserve">            result += 'X';</w:t>
+      </w:r>
+      <w:r>
+        <w:br/>
+      </w:r>
+      <w:r>
+        <w:rPr>
+          <w:rStyle w:val="VerbatimChar"/>
+        </w:rPr>
+        <w:t xml:space="preserve">        }</w:t>
+      </w:r>
+      <w:r>
+        <w:br/>
+      </w:r>
+      <w:r>
+        <w:rPr>
+          <w:rStyle w:val="VerbatimChar"/>
+        </w:rPr>
+        <w:t xml:space="preserve">    }</w:t>
+      </w:r>
+      <w:r>
+        <w:br/>
+      </w:r>
+      <w:r>
+        <w:br/>
+      </w:r>
+      <w:r>
+        <w:rPr>
+          <w:rStyle w:val="VerbatimChar"/>
+        </w:rPr>
+        <w:t xml:space="preserve">    if (result.size() % 2 == 1) {</w:t>
+      </w:r>
+      <w:r>
+        <w:br/>
+      </w:r>
+      <w:r>
+        <w:rPr>
+          <w:rStyle w:val="VerbatimChar"/>
+        </w:rPr>
+        <w:t xml:space="preserve">        result += 'X';</w:t>
+      </w:r>
+      <w:r>
+        <w:br/>
+      </w:r>
+      <w:r>
+        <w:rPr>
+          <w:rStyle w:val="VerbatimChar"/>
+        </w:rPr>
+        <w:t xml:space="preserve">    }</w:t>
+      </w:r>
+      <w:r>
+        <w:br/>
+      </w:r>
+      <w:r>
+        <w:rPr>
+          <w:rStyle w:val="VerbatimChar"/>
+        </w:rPr>
+        <w:t xml:space="preserve">    return result;</w:t>
+      </w:r>
+      <w:r>
+        <w:br/>
+      </w:r>
+      <w:r>
+        <w:rPr>
+          <w:rStyle w:val="VerbatimChar"/>
+        </w:rPr>
+        <w:t xml:space="preserve">}</w:t>
+      </w:r>
+      <w:r>
+        <w:br/>
+      </w:r>
+      <w:r>
+        <w:br/>
+      </w:r>
+      <w:r>
+        <w:rPr>
+          <w:rStyle w:val="VerbatimChar"/>
+        </w:rPr>
+        <w:t xml:space="preserve">// shift = +1 для зашифрування, -1 (тобто +4 за модулем 5) для розшифрування</w:t>
+      </w:r>
+      <w:r>
+        <w:br/>
+      </w:r>
+      <w:r>
+        <w:rPr>
+          <w:rStyle w:val="VerbatimChar"/>
+        </w:rPr>
+        <w:t xml:space="preserve">std::string processBigram(const Matrix&amp; matrix, char a, char b, int shift) {</w:t>
+      </w:r>
+      <w:r>
+        <w:br/>
+      </w:r>
+      <w:r>
+        <w:rPr>
+          <w:rStyle w:val="VerbatimChar"/>
+        </w:rPr>
+        <w:t xml:space="preserve">    int rowA, colA, rowB, colB;</w:t>
+      </w:r>
+      <w:r>
+        <w:br/>
+      </w:r>
+      <w:r>
+        <w:rPr>
+          <w:rStyle w:val="VerbatimChar"/>
+        </w:rPr>
+        <w:t xml:space="preserve">    findPosition(matrix, a, rowA, colA);</w:t>
+      </w:r>
+      <w:r>
+        <w:br/>
+      </w:r>
+      <w:r>
+        <w:rPr>
+          <w:rStyle w:val="VerbatimChar"/>
+        </w:rPr>
+        <w:t xml:space="preserve">    findPosition(matrix, b, rowB, colB);</w:t>
+      </w:r>
+      <w:r>
+        <w:br/>
+      </w:r>
+      <w:r>
+        <w:br/>
+      </w:r>
+      <w:r>
+        <w:rPr>
+          <w:rStyle w:val="VerbatimChar"/>
+        </w:rPr>
+        <w:t xml:space="preserve">    std::string result;</w:t>
+      </w:r>
+      <w:r>
+        <w:br/>
+      </w:r>
+      <w:r>
+        <w:rPr>
+          <w:rStyle w:val="VerbatimChar"/>
+        </w:rPr>
+        <w:t xml:space="preserve">    if (rowA == rowB) {                       // один рядок: беремо сусідів праворуч</w:t>
+      </w:r>
+      <w:r>
+        <w:br/>
+      </w:r>
+      <w:r>
+        <w:rPr>
+          <w:rStyle w:val="VerbatimChar"/>
+        </w:rPr>
+        <w:t xml:space="preserve">        result += matrix[rowA][(colA + shift + 5) % 5];</w:t>
+      </w:r>
+      <w:r>
+        <w:br/>
+      </w:r>
+      <w:r>
+        <w:rPr>
+          <w:rStyle w:val="VerbatimChar"/>
+        </w:rPr>
+        <w:t xml:space="preserve">        result += matrix[rowB][(colB + shift + 5) % 5];</w:t>
+      </w:r>
+      <w:r>
+        <w:br/>
+      </w:r>
+      <w:r>
+        <w:rPr>
+          <w:rStyle w:val="VerbatimChar"/>
+        </w:rPr>
+        <w:t xml:space="preserve">    } else if (colA == colB) {                // один стовпець: сусіди знизу</w:t>
+      </w:r>
+      <w:r>
+        <w:br/>
+      </w:r>
+      <w:r>
+        <w:rPr>
+          <w:rStyle w:val="VerbatimChar"/>
+        </w:rPr>
+        <w:t xml:space="preserve">        result += matrix[(rowA + shift + 5) % 5][colA];</w:t>
+      </w:r>
+      <w:r>
+        <w:br/>
+      </w:r>
+      <w:r>
+        <w:rPr>
+          <w:rStyle w:val="VerbatimChar"/>
+        </w:rPr>
+        <w:t xml:space="preserve">        result += matrix[(rowB + shift + 5) % 5][colB];</w:t>
+      </w:r>
+      <w:r>
+        <w:br/>
+      </w:r>
+      <w:r>
+        <w:rPr>
+          <w:rStyle w:val="VerbatimChar"/>
+        </w:rPr>
+        <w:t xml:space="preserve">    } else {                                  // прямокутник: протилежні кути</w:t>
+      </w:r>
+      <w:r>
+        <w:br/>
+      </w:r>
+      <w:r>
+        <w:rPr>
+          <w:rStyle w:val="VerbatimChar"/>
+        </w:rPr>
+        <w:t xml:space="preserve">        result += matrix[rowA][colB];</w:t>
+      </w:r>
+      <w:r>
+        <w:br/>
+      </w:r>
+      <w:r>
+        <w:rPr>
+          <w:rStyle w:val="VerbatimChar"/>
+        </w:rPr>
+        <w:t xml:space="preserve">        result += matrix[rowB][colA];</w:t>
+      </w:r>
+      <w:r>
+        <w:br/>
+      </w:r>
+      <w:r>
+        <w:rPr>
+          <w:rStyle w:val="VerbatimChar"/>
+        </w:rPr>
+        <w:t xml:space="preserve">    }</w:t>
+      </w:r>
+      <w:r>
+        <w:br/>
+      </w:r>
+      <w:r>
+        <w:rPr>
+          <w:rStyle w:val="VerbatimChar"/>
+        </w:rPr>
+        <w:t xml:space="preserve">    return result;</w:t>
+      </w:r>
+      <w:r>
+        <w:br/>
+      </w:r>
+      <w:r>
+        <w:rPr>
+          <w:rStyle w:val="VerbatimChar"/>
+        </w:rPr>
+        <w:t xml:space="preserve">}</w:t>
+      </w:r>
+      <w:r>
+        <w:br/>
+      </w:r>
+      <w:r>
+        <w:br/>
+      </w:r>
+      <w:r>
+        <w:rPr>
+          <w:rStyle w:val="VerbatimChar"/>
+        </w:rPr>
+        <w:t xml:space="preserve">std::string playfairEncrypt(const std::string&amp; plaintext, const std::string&amp; keyword) {</w:t>
+      </w:r>
+      <w:r>
+        <w:br/>
+      </w:r>
+      <w:r>
+        <w:rPr>
+          <w:rStyle w:val="VerbatimChar"/>
+        </w:rPr>
+        <w:t xml:space="preserve">    Matrix matrix = createMatrix(keyword);</w:t>
+      </w:r>
+      <w:r>
+        <w:br/>
+      </w:r>
+      <w:r>
+        <w:rPr>
+          <w:rStyle w:val="VerbatimChar"/>
+        </w:rPr>
+        <w:t xml:space="preserve">    std::string text = prepareText(plaintext);</w:t>
+      </w:r>
+      <w:r>
+        <w:br/>
+      </w:r>
+      <w:r>
+        <w:rPr>
+          <w:rStyle w:val="VerbatimChar"/>
+        </w:rPr>
+        <w:t xml:space="preserve">    std::string ciphertext;</w:t>
+      </w:r>
+      <w:r>
+        <w:br/>
+      </w:r>
+      <w:r>
+        <w:br/>
+      </w:r>
+      <w:r>
+        <w:rPr>
+          <w:rStyle w:val="VerbatimChar"/>
+        </w:rPr>
+        <w:t xml:space="preserve">    for (size_t i = 0; i + 1 &lt; text.size(); i += 2) {</w:t>
+      </w:r>
+      <w:r>
+        <w:br/>
+      </w:r>
+      <w:r>
+        <w:rPr>
+          <w:rStyle w:val="VerbatimChar"/>
+        </w:rPr>
+        <w:t xml:space="preserve">        ciphertext += processBigram(matrix, text[i], text[i + 1], +1);</w:t>
+      </w:r>
+      <w:r>
+        <w:br/>
+      </w:r>
+      <w:r>
+        <w:rPr>
+          <w:rStyle w:val="VerbatimChar"/>
+        </w:rPr>
+        <w:t xml:space="preserve">    }</w:t>
+      </w:r>
+      <w:r>
+        <w:br/>
+      </w:r>
+      <w:r>
+        <w:rPr>
+          <w:rStyle w:val="VerbatimChar"/>
+        </w:rPr>
+        <w:t xml:space="preserve">    return ciphertext;</w:t>
+      </w:r>
+      <w:r>
+        <w:br/>
+      </w:r>
+      <w:r>
+        <w:rPr>
+          <w:rStyle w:val="VerbatimChar"/>
+        </w:rPr>
+        <w:t xml:space="preserve">}</w:t>
+      </w:r>
+      <w:r>
+        <w:br/>
+      </w:r>
+      <w:r>
+        <w:br/>
+      </w:r>
+      <w:r>
+        <w:rPr>
+          <w:rStyle w:val="VerbatimChar"/>
+        </w:rPr>
+        <w:t xml:space="preserve">std::string playfairDecrypt(const std::string&amp; ciphertext, const std::string&amp; keyword) {</w:t>
+      </w:r>
+      <w:r>
+        <w:br/>
+      </w:r>
+      <w:r>
+        <w:rPr>
+          <w:rStyle w:val="VerbatimChar"/>
+        </w:rPr>
+        <w:t xml:space="preserve">    Matrix matrix = createMatrix(keyword);</w:t>
+      </w:r>
+      <w:r>
+        <w:br/>
+      </w:r>
+      <w:r>
+        <w:rPr>
+          <w:rStyle w:val="VerbatimChar"/>
+        </w:rPr>
+        <w:t xml:space="preserve">    std::string plaintext;</w:t>
+      </w:r>
+      <w:r>
+        <w:br/>
+      </w:r>
+      <w:r>
+        <w:br/>
+      </w:r>
+      <w:r>
+        <w:rPr>
+          <w:rStyle w:val="VerbatimChar"/>
+        </w:rPr>
+        <w:t xml:space="preserve">    for (size_t i = 0; i + 1 &lt; ciphertext.size(); i += 2) {</w:t>
+      </w:r>
+      <w:r>
+        <w:br/>
+      </w:r>
+      <w:r>
+        <w:rPr>
+          <w:rStyle w:val="VerbatimChar"/>
+        </w:rPr>
+        <w:t xml:space="preserve">        plaintext += processBigram(matrix, ciphertext[i], ciphertext[i + 1], -1);</w:t>
+      </w:r>
+      <w:r>
+        <w:br/>
+      </w:r>
+      <w:r>
+        <w:rPr>
+          <w:rStyle w:val="VerbatimChar"/>
+        </w:rPr>
+        <w:t xml:space="preserve">    }</w:t>
+      </w:r>
+      <w:r>
+        <w:br/>
+      </w:r>
+      <w:r>
+        <w:rPr>
+          <w:rStyle w:val="VerbatimChar"/>
+        </w:rPr>
+        <w:t xml:space="preserve">    return plaintext;</w:t>
+      </w:r>
+      <w:r>
+        <w:br/>
+      </w:r>
+      <w:r>
+        <w:rPr>
+          <w:rStyle w:val="VerbatimChar"/>
+        </w:rPr>
+        <w:t xml:space="preserve">}</w:t>
+      </w:r>
+      <w:r>
+        <w:br/>
+      </w:r>
+      <w:r>
+        <w:br/>
+      </w:r>
+      <w:r>
+        <w:rPr>
+          <w:rStyle w:val="VerbatimChar"/>
+        </w:rPr>
+        <w:t xml:space="preserve">int main() {</w:t>
+      </w:r>
+      <w:r>
+        <w:br/>
+      </w:r>
+      <w:r>
+        <w:rPr>
+          <w:rStyle w:val="VerbatimChar"/>
+        </w:rPr>
+        <w:t xml:space="preserve">    std::string keyword = "MONARCHY";</w:t>
+      </w:r>
+      <w:r>
+        <w:br/>
+      </w:r>
+      <w:r>
+        <w:rPr>
+          <w:rStyle w:val="VerbatimChar"/>
+        </w:rPr>
+        <w:t xml:space="preserve">    std::string plaintext = "HELLO WORLD";</w:t>
+      </w:r>
+      <w:r>
+        <w:br/>
+      </w:r>
+      <w:r>
+        <w:br/>
+      </w:r>
+      <w:r>
+        <w:rPr>
+          <w:rStyle w:val="VerbatimChar"/>
+        </w:rPr>
+        <w:t xml:space="preserve">    std::cout &lt;&lt; "=== Шифр Плейфера ===\n";</w:t>
+      </w:r>
+      <w:r>
+        <w:br/>
+      </w:r>
+      <w:r>
+        <w:rPr>
+          <w:rStyle w:val="VerbatimChar"/>
+        </w:rPr>
+        <w:t xml:space="preserve">    std::cout &lt;&lt; "Ключ:            " &lt;&lt; keyword &lt;&lt; "\n";</w:t>
+      </w:r>
+      <w:r>
+        <w:br/>
+      </w:r>
+      <w:r>
+        <w:rPr>
+          <w:rStyle w:val="VerbatimChar"/>
+        </w:rPr>
+        <w:t xml:space="preserve">    std::cout &lt;&lt; "Відкритий текст: " &lt;&lt; plaintext &lt;&lt; "\n";</w:t>
+      </w:r>
+      <w:r>
+        <w:br/>
+      </w:r>
+      <w:r>
+        <w:rPr>
+          <w:rStyle w:val="VerbatimChar"/>
+        </w:rPr>
+        <w:t xml:space="preserve">    std::cout &lt;&lt; "Підготовлений:   " &lt;&lt; prepareText(plaintext) &lt;&lt; "\n";</w:t>
+      </w:r>
+      <w:r>
+        <w:br/>
+      </w:r>
+      <w:r>
+        <w:br/>
+      </w:r>
+      <w:r>
+        <w:rPr>
+          <w:rStyle w:val="VerbatimChar"/>
+        </w:rPr>
+        <w:t xml:space="preserve">    std::string ciphertext = playfairEncrypt(plaintext, keyword);</w:t>
+      </w:r>
+      <w:r>
+        <w:br/>
+      </w:r>
+      <w:r>
+        <w:rPr>
+          <w:rStyle w:val="VerbatimChar"/>
+        </w:rPr>
+        <w:t xml:space="preserve">    std::cout &lt;&lt; "Шифротекст:      " &lt;&lt; ciphertext &lt;&lt; "\n";</w:t>
+      </w:r>
+      <w:r>
+        <w:br/>
+      </w:r>
+      <w:r>
+        <w:rPr>
+          <w:rStyle w:val="VerbatimChar"/>
+        </w:rPr>
+        <w:t xml:space="preserve">    std::cout &lt;&lt; "Розшифровано:    " &lt;&lt; playfairDecrypt(ciphertext, keyword) &lt;&lt; "\n";</w:t>
+      </w:r>
+      <w:r>
+        <w:br/>
+      </w:r>
+      <w:r>
+        <w:br/>
+      </w:r>
+      <w:r>
+        <w:rPr>
+          <w:rStyle w:val="VerbatimChar"/>
+        </w:rPr>
+        <w:t xml:space="preserve">    return 0;</w:t>
+      </w:r>
+      <w:r>
+        <w:br/>
+      </w:r>
+      <w:r>
+        <w:rPr>
+          <w:rStyle w:val="VerbatimChar"/>
+        </w:rPr>
+        <w:t xml:space="preserve">}</w:t>
+      </w:r>
+    </w:p>
+    <w:p>
+      <w:pPr>
+        <w:pStyle w:val="FirstParagraph"/>
+      </w:pPr>
+      <w:r>
+        <w:t xml:space="preserve">Результат роботи програми:</w:t>
+      </w:r>
+    </w:p>
+    <w:p>
+      <w:pPr>
+        <w:pStyle w:val="SourceCode"/>
+      </w:pPr>
+      <w:r>
+        <w:rPr>
+          <w:rStyle w:val="VerbatimChar"/>
+        </w:rPr>
+        <w:t xml:space="preserve">=== Шифр Плейфера ===</w:t>
+      </w:r>
+      <w:r>
+        <w:br/>
+      </w:r>
+      <w:r>
+        <w:rPr>
+          <w:rStyle w:val="VerbatimChar"/>
+        </w:rPr>
+        <w:t xml:space="preserve">Ключ:            MONARCHY</w:t>
+      </w:r>
+      <w:r>
+        <w:br/>
+      </w:r>
+      <w:r>
+        <w:rPr>
+          <w:rStyle w:val="VerbatimChar"/>
+        </w:rPr>
+        <w:t xml:space="preserve">Відкритий текст: HELLO WORLD</w:t>
+      </w:r>
+      <w:r>
+        <w:br/>
+      </w:r>
+      <w:r>
+        <w:rPr>
+          <w:rStyle w:val="VerbatimChar"/>
+        </w:rPr>
+        <w:t xml:space="preserve">Підготовлений:   HELXLOWORLDX</w:t>
+      </w:r>
+      <w:r>
+        <w:br/>
+      </w:r>
+      <w:r>
+        <w:rPr>
+          <w:rStyle w:val="VerbatimChar"/>
+        </w:rPr>
+        <w:t xml:space="preserve">Шифротекст:      CFSUPMVNMTBZ</w:t>
+      </w:r>
+      <w:r>
+        <w:br/>
+      </w:r>
+      <w:r>
+        <w:rPr>
+          <w:rStyle w:val="VerbatimChar"/>
+        </w:rPr>
+        <w:t xml:space="preserve">Розшифровано:    HELXLOWORLDX</w:t>
+      </w:r>
+    </w:p>
+    <w:p>
+      <w:pPr>
+        <w:pStyle w:val="FirstParagraph"/>
+      </w:pPr>
+      <w:r>
+        <w:t xml:space="preserve">Першу біграму легко перевірити за матрицею: H стоїть у рядку 2, стовпці 2,</w:t>
+      </w:r>
+      <w:r>
+        <w:t xml:space="preserve"> </w:t>
+      </w:r>
+      <w:r>
+        <w:t xml:space="preserve">E — у рядку 3, стовпці 1. Літери в різних рядках і стовпцях, тому кожна</w:t>
+      </w:r>
+      <w:r>
+        <w:t xml:space="preserve"> </w:t>
+      </w:r>
+      <w:r>
+        <w:t xml:space="preserve">замінюється літерою свого рядка в стовпці іншої: H дає C, E дає F.</w:t>
       </w:r>
     </w:p>
     <w:bookmarkEnd w:id="14"/>
-    <w:bookmarkStart w:id="15" w:name="крок-2.-шифрування-плейфера"/>
+    <w:bookmarkStart w:id="15" w:name="крок-3.-подвійний-квадрат-уітстона"/>
     <w:p>
       <w:pPr>
         <w:pStyle w:val="Heading3"/>
       </w:pPr>
       <w:r>
-        <w:t xml:space="preserve">Крок 2. Шифрування Плейфера</w:t>
+        <w:t xml:space="preserve">Крок 3. Подвійний квадрат Уітстона</w:t>
       </w:r>
     </w:p>
     <w:p>
@@ -1337,1295 +2410,688 @@
         <w:rPr>
           <w:rStyle w:val="VerbatimChar"/>
         </w:rPr>
-        <w:t xml:space="preserve">def prepare_text(plaintext: str) -&gt; str:</w:t>
-      </w:r>
-      <w:r>
-        <w:br/>
-      </w:r>
-      <w:r>
-        <w:rPr>
-          <w:rStyle w:val="VerbatimChar"/>
-        </w:rPr>
-        <w:t xml:space="preserve">    """Підготовка тексту: видалення пробілів, заміна J, розбивка на біграми."""</w:t>
-      </w:r>
-      <w:r>
-        <w:br/>
-      </w:r>
-      <w:r>
-        <w:rPr>
-          <w:rStyle w:val="VerbatimChar"/>
-        </w:rPr>
-        <w:t xml:space="preserve">    text = plaintext.upper().replace('J', 'I')</w:t>
-      </w:r>
-      <w:r>
-        <w:br/>
-      </w:r>
-      <w:r>
-        <w:rPr>
-          <w:rStyle w:val="VerbatimChar"/>
-        </w:rPr>
-        <w:t xml:space="preserve">    text = ''.join(c for c in text if c.isalpha())</w:t>
-      </w:r>
-      <w:r>
-        <w:br/>
-      </w:r>
-      <w:r>
-        <w:br/>
-      </w:r>
-      <w:r>
-        <w:rPr>
-          <w:rStyle w:val="VerbatimChar"/>
-        </w:rPr>
-        <w:t xml:space="preserve">    # Вставляємо X між однаковими літерами</w:t>
-      </w:r>
-      <w:r>
-        <w:br/>
-      </w:r>
-      <w:r>
-        <w:rPr>
-          <w:rStyle w:val="VerbatimChar"/>
-        </w:rPr>
-        <w:t xml:space="preserve">    result = []</w:t>
-      </w:r>
-      <w:r>
-        <w:br/>
-      </w:r>
-      <w:r>
-        <w:rPr>
-          <w:rStyle w:val="VerbatimChar"/>
-        </w:rPr>
-        <w:t xml:space="preserve">    i = 0</w:t>
-      </w:r>
-      <w:r>
-        <w:br/>
-      </w:r>
-      <w:r>
-        <w:rPr>
-          <w:rStyle w:val="VerbatimChar"/>
-        </w:rPr>
-        <w:t xml:space="preserve">    while i &lt; len(text):</w:t>
-      </w:r>
-      <w:r>
-        <w:br/>
-      </w:r>
-      <w:r>
-        <w:rPr>
-          <w:rStyle w:val="VerbatimChar"/>
-        </w:rPr>
-        <w:t xml:space="preserve">        result.append(text[i])</w:t>
-      </w:r>
-      <w:r>
-        <w:br/>
-      </w:r>
-      <w:r>
-        <w:rPr>
-          <w:rStyle w:val="VerbatimChar"/>
-        </w:rPr>
-        <w:t xml:space="preserve">        if i + 1 &lt; len(text):</w:t>
-      </w:r>
-      <w:r>
-        <w:br/>
-      </w:r>
-      <w:r>
-        <w:rPr>
-          <w:rStyle w:val="VerbatimChar"/>
-        </w:rPr>
-        <w:t xml:space="preserve">            if text[i] == text[i + 1]:</w:t>
-      </w:r>
-      <w:r>
-        <w:br/>
-      </w:r>
-      <w:r>
-        <w:rPr>
-          <w:rStyle w:val="VerbatimChar"/>
-        </w:rPr>
-        <w:t xml:space="preserve">                result.append('X')</w:t>
-      </w:r>
-      <w:r>
-        <w:br/>
-      </w:r>
-      <w:r>
-        <w:rPr>
-          <w:rStyle w:val="VerbatimChar"/>
-        </w:rPr>
-        <w:t xml:space="preserve">            else:</w:t>
-      </w:r>
-      <w:r>
-        <w:br/>
-      </w:r>
-      <w:r>
-        <w:rPr>
-          <w:rStyle w:val="VerbatimChar"/>
-        </w:rPr>
-        <w:t xml:space="preserve">                result.append(text[i + 1])</w:t>
-      </w:r>
-      <w:r>
-        <w:br/>
-      </w:r>
-      <w:r>
-        <w:rPr>
-          <w:rStyle w:val="VerbatimChar"/>
-        </w:rPr>
-        <w:t xml:space="preserve">                i += 1</w:t>
-      </w:r>
-      <w:r>
-        <w:br/>
-      </w:r>
-      <w:r>
-        <w:rPr>
-          <w:rStyle w:val="VerbatimChar"/>
-        </w:rPr>
-        <w:t xml:space="preserve">        i += 1</w:t>
-      </w:r>
-      <w:r>
-        <w:br/>
-      </w:r>
-      <w:r>
-        <w:br/>
-      </w:r>
-      <w:r>
-        <w:rPr>
-          <w:rStyle w:val="VerbatimChar"/>
-        </w:rPr>
-        <w:t xml:space="preserve">    # Якщо непарна кількість, додаємо X</w:t>
-      </w:r>
-      <w:r>
-        <w:br/>
-      </w:r>
-      <w:r>
-        <w:rPr>
-          <w:rStyle w:val="VerbatimChar"/>
-        </w:rPr>
-        <w:t xml:space="preserve">    if len(result) % 2 == 1:</w:t>
-      </w:r>
-      <w:r>
-        <w:br/>
-      </w:r>
-      <w:r>
-        <w:rPr>
-          <w:rStyle w:val="VerbatimChar"/>
-        </w:rPr>
-        <w:t xml:space="preserve">        result.append('X')</w:t>
-      </w:r>
-      <w:r>
-        <w:br/>
-      </w:r>
-      <w:r>
-        <w:br/>
-      </w:r>
-      <w:r>
-        <w:rPr>
-          <w:rStyle w:val="VerbatimChar"/>
-        </w:rPr>
-        <w:t xml:space="preserve">    return ''.join(result)</w:t>
-      </w:r>
-      <w:r>
-        <w:br/>
-      </w:r>
-      <w:r>
-        <w:br/>
-      </w:r>
-      <w:r>
-        <w:rPr>
-          <w:rStyle w:val="VerbatimChar"/>
-        </w:rPr>
-        <w:t xml:space="preserve">def playfair_encrypt_bigram(matrix: list, a: str, b: str) -&gt; str:</w:t>
-      </w:r>
-      <w:r>
-        <w:br/>
-      </w:r>
-      <w:r>
-        <w:rPr>
-          <w:rStyle w:val="VerbatimChar"/>
-        </w:rPr>
-        <w:t xml:space="preserve">    """Шифрує одну біграму."""</w:t>
-      </w:r>
-      <w:r>
-        <w:br/>
-      </w:r>
-      <w:r>
-        <w:rPr>
-          <w:rStyle w:val="VerbatimChar"/>
-        </w:rPr>
-        <w:t xml:space="preserve">    row_a, col_a = find_position(matrix, a)</w:t>
-      </w:r>
-      <w:r>
-        <w:br/>
-      </w:r>
-      <w:r>
-        <w:rPr>
-          <w:rStyle w:val="VerbatimChar"/>
-        </w:rPr>
-        <w:t xml:space="preserve">    row_b, col_b = find_position(matrix, b)</w:t>
-      </w:r>
-      <w:r>
-        <w:br/>
-      </w:r>
-      <w:r>
-        <w:br/>
-      </w:r>
-      <w:r>
-        <w:rPr>
-          <w:rStyle w:val="VerbatimChar"/>
-        </w:rPr>
-        <w:t xml:space="preserve">    if row_a == row_b:  # Один рядок</w:t>
-      </w:r>
-      <w:r>
-        <w:br/>
-      </w:r>
-      <w:r>
-        <w:rPr>
-          <w:rStyle w:val="VerbatimChar"/>
-        </w:rPr>
-        <w:t xml:space="preserve">        return matrix[row_a][(col_a + 1) % 5] + matrix[row_b][(col_b + 1) % 5]</w:t>
-      </w:r>
-      <w:r>
-        <w:br/>
-      </w:r>
-      <w:r>
-        <w:rPr>
-          <w:rStyle w:val="VerbatimChar"/>
-        </w:rPr>
-        <w:t xml:space="preserve">    elif col_a == col_b:  # Один стовпець</w:t>
-      </w:r>
-      <w:r>
-        <w:br/>
-      </w:r>
-      <w:r>
-        <w:rPr>
-          <w:rStyle w:val="VerbatimChar"/>
-        </w:rPr>
-        <w:t xml:space="preserve">        return matrix[(row_a + 1) % 5][col_a] + matrix[(row_b + 1) % 5][col_b]</w:t>
-      </w:r>
-      <w:r>
-        <w:br/>
-      </w:r>
-      <w:r>
-        <w:rPr>
-          <w:rStyle w:val="VerbatimChar"/>
-        </w:rPr>
-        <w:t xml:space="preserve">    else:  # Прямокутник</w:t>
-      </w:r>
-      <w:r>
-        <w:br/>
-      </w:r>
-      <w:r>
-        <w:rPr>
-          <w:rStyle w:val="VerbatimChar"/>
-        </w:rPr>
-        <w:t xml:space="preserve">        return matrix[row_a][col_b] + matrix[row_b][col_a]</w:t>
-      </w:r>
-      <w:r>
-        <w:br/>
-      </w:r>
-      <w:r>
-        <w:br/>
-      </w:r>
-      <w:r>
-        <w:rPr>
-          <w:rStyle w:val="VerbatimChar"/>
-        </w:rPr>
-        <w:t xml:space="preserve">def playfair_decrypt_bigram(matrix: list, a: str, b: str) -&gt; str:</w:t>
-      </w:r>
-      <w:r>
-        <w:br/>
-      </w:r>
-      <w:r>
-        <w:rPr>
-          <w:rStyle w:val="VerbatimChar"/>
-        </w:rPr>
-        <w:t xml:space="preserve">    """Дешифрує одну біграму."""</w:t>
-      </w:r>
-      <w:r>
-        <w:br/>
-      </w:r>
-      <w:r>
-        <w:rPr>
-          <w:rStyle w:val="VerbatimChar"/>
-        </w:rPr>
-        <w:t xml:space="preserve">    row_a, col_a = find_position(matrix, a)</w:t>
-      </w:r>
-      <w:r>
-        <w:br/>
-      </w:r>
-      <w:r>
-        <w:rPr>
-          <w:rStyle w:val="VerbatimChar"/>
-        </w:rPr>
-        <w:t xml:space="preserve">    row_b, col_b = find_position(matrix, b)</w:t>
-      </w:r>
-      <w:r>
-        <w:br/>
-      </w:r>
-      <w:r>
-        <w:br/>
-      </w:r>
-      <w:r>
-        <w:rPr>
-          <w:rStyle w:val="VerbatimChar"/>
-        </w:rPr>
-        <w:t xml:space="preserve">    if row_a == row_b:  # Один рядок</w:t>
-      </w:r>
-      <w:r>
-        <w:br/>
-      </w:r>
-      <w:r>
-        <w:rPr>
-          <w:rStyle w:val="VerbatimChar"/>
-        </w:rPr>
-        <w:t xml:space="preserve">        return matrix[row_a][(col_a - 1) % 5] + matrix[row_b][(col_b - 1) % 5]</w:t>
-      </w:r>
-      <w:r>
-        <w:br/>
-      </w:r>
-      <w:r>
-        <w:rPr>
-          <w:rStyle w:val="VerbatimChar"/>
-        </w:rPr>
-        <w:t xml:space="preserve">    elif col_a == col_b:  # Один стовпець</w:t>
-      </w:r>
-      <w:r>
-        <w:br/>
-      </w:r>
-      <w:r>
-        <w:rPr>
-          <w:rStyle w:val="VerbatimChar"/>
-        </w:rPr>
-        <w:t xml:space="preserve">        return matrix[(row_a - 1) % 5][col_a] + matrix[(row_b - 1) % 5][col_b]</w:t>
-      </w:r>
-      <w:r>
-        <w:br/>
-      </w:r>
-      <w:r>
-        <w:rPr>
-          <w:rStyle w:val="VerbatimChar"/>
-        </w:rPr>
-        <w:t xml:space="preserve">    else:  # Прямокутник</w:t>
-      </w:r>
-      <w:r>
-        <w:br/>
-      </w:r>
-      <w:r>
-        <w:rPr>
-          <w:rStyle w:val="VerbatimChar"/>
-        </w:rPr>
-        <w:t xml:space="preserve">        return matrix[row_a][col_b] + matrix[row_b][col_a]</w:t>
-      </w:r>
-      <w:r>
-        <w:br/>
-      </w:r>
-      <w:r>
-        <w:br/>
-      </w:r>
-      <w:r>
-        <w:rPr>
-          <w:rStyle w:val="VerbatimChar"/>
-        </w:rPr>
-        <w:t xml:space="preserve">def playfair_encrypt(plaintext: str, keyword: str) -&gt; str:</w:t>
-      </w:r>
-      <w:r>
-        <w:br/>
-      </w:r>
-      <w:r>
-        <w:rPr>
-          <w:rStyle w:val="VerbatimChar"/>
-        </w:rPr>
-        <w:t xml:space="preserve">    """Повне шифрування Плейфера."""</w:t>
-      </w:r>
-      <w:r>
-        <w:br/>
-      </w:r>
-      <w:r>
-        <w:rPr>
-          <w:rStyle w:val="VerbatimChar"/>
-        </w:rPr>
-        <w:t xml:space="preserve">    matrix = create_playfair_matrix(keyword)</w:t>
-      </w:r>
-      <w:r>
-        <w:br/>
-      </w:r>
-      <w:r>
-        <w:rPr>
-          <w:rStyle w:val="VerbatimChar"/>
-        </w:rPr>
-        <w:t xml:space="preserve">    text = prepare_text(plaintext)</w:t>
-      </w:r>
-      <w:r>
-        <w:br/>
-      </w:r>
-      <w:r>
-        <w:br/>
-      </w:r>
-      <w:r>
-        <w:rPr>
-          <w:rStyle w:val="VerbatimChar"/>
-        </w:rPr>
-        <w:t xml:space="preserve">    ciphertext = ''</w:t>
-      </w:r>
-      <w:r>
-        <w:br/>
-      </w:r>
-      <w:r>
-        <w:rPr>
-          <w:rStyle w:val="VerbatimChar"/>
-        </w:rPr>
-        <w:t xml:space="preserve">    for i in range(0, len(text), 2):</w:t>
-      </w:r>
-      <w:r>
-        <w:br/>
-      </w:r>
-      <w:r>
-        <w:rPr>
-          <w:rStyle w:val="VerbatimChar"/>
-        </w:rPr>
-        <w:t xml:space="preserve">        ciphertext += playfair_encrypt_bigram(matrix, text[i], text[i+1])</w:t>
-      </w:r>
-      <w:r>
-        <w:br/>
-      </w:r>
-      <w:r>
-        <w:br/>
-      </w:r>
-      <w:r>
-        <w:rPr>
-          <w:rStyle w:val="VerbatimChar"/>
-        </w:rPr>
-        <w:t xml:space="preserve">    return ciphertext</w:t>
-      </w:r>
-      <w:r>
-        <w:br/>
-      </w:r>
-      <w:r>
-        <w:br/>
-      </w:r>
-      <w:r>
-        <w:rPr>
-          <w:rStyle w:val="VerbatimChar"/>
-        </w:rPr>
-        <w:t xml:space="preserve">def playfair_decrypt(ciphertext: str, keyword: str) -&gt; str:</w:t>
-      </w:r>
-      <w:r>
-        <w:br/>
-      </w:r>
-      <w:r>
-        <w:rPr>
-          <w:rStyle w:val="VerbatimChar"/>
-        </w:rPr>
-        <w:t xml:space="preserve">    """Повне дешифрування Плейфера."""</w:t>
-      </w:r>
-      <w:r>
-        <w:br/>
-      </w:r>
-      <w:r>
-        <w:rPr>
-          <w:rStyle w:val="VerbatimChar"/>
-        </w:rPr>
-        <w:t xml:space="preserve">    matrix = create_playfair_matrix(keyword)</w:t>
-      </w:r>
-      <w:r>
-        <w:br/>
-      </w:r>
-      <w:r>
-        <w:br/>
-      </w:r>
-      <w:r>
-        <w:rPr>
-          <w:rStyle w:val="VerbatimChar"/>
-        </w:rPr>
-        <w:t xml:space="preserve">    plaintext = ''</w:t>
-      </w:r>
-      <w:r>
-        <w:br/>
-      </w:r>
-      <w:r>
-        <w:rPr>
-          <w:rStyle w:val="VerbatimChar"/>
-        </w:rPr>
-        <w:t xml:space="preserve">    for i in range(0, len(ciphertext), 2):</w:t>
-      </w:r>
-      <w:r>
-        <w:br/>
-      </w:r>
-      <w:r>
-        <w:rPr>
-          <w:rStyle w:val="VerbatimChar"/>
-        </w:rPr>
-        <w:t xml:space="preserve">        plaintext += playfair_decrypt_bigram(matrix, ciphertext[i], ciphertext[i+1])</w:t>
-      </w:r>
-      <w:r>
-        <w:br/>
-      </w:r>
-      <w:r>
-        <w:br/>
-      </w:r>
-      <w:r>
-        <w:rPr>
-          <w:rStyle w:val="VerbatimChar"/>
-        </w:rPr>
-        <w:t xml:space="preserve">    return plaintext</w:t>
-      </w:r>
-      <w:r>
-        <w:br/>
-      </w:r>
-      <w:r>
-        <w:br/>
-      </w:r>
-      <w:r>
-        <w:rPr>
-          <w:rStyle w:val="VerbatimChar"/>
-        </w:rPr>
-        <w:t xml:space="preserve"># Демонстрація</w:t>
-      </w:r>
-      <w:r>
-        <w:br/>
-      </w:r>
-      <w:r>
-        <w:rPr>
-          <w:rStyle w:val="VerbatimChar"/>
-        </w:rPr>
-        <w:t xml:space="preserve">keyword = "MONARCHY"</w:t>
-      </w:r>
-      <w:r>
-        <w:br/>
-      </w:r>
-      <w:r>
-        <w:rPr>
-          <w:rStyle w:val="VerbatimChar"/>
-        </w:rPr>
-        <w:t xml:space="preserve">plaintext = "HELLO WORLD"</w:t>
-      </w:r>
-      <w:r>
-        <w:br/>
-      </w:r>
-      <w:r>
-        <w:br/>
-      </w:r>
-      <w:r>
-        <w:rPr>
-          <w:rStyle w:val="VerbatimChar"/>
-        </w:rPr>
-        <w:t xml:space="preserve">print(f"\n=== Шифр Плейфера ===")</w:t>
-      </w:r>
-      <w:r>
-        <w:br/>
-      </w:r>
-      <w:r>
-        <w:rPr>
-          <w:rStyle w:val="VerbatimChar"/>
-        </w:rPr>
-        <w:t xml:space="preserve">print(f"Ключ: {keyword}")</w:t>
-      </w:r>
-      <w:r>
-        <w:br/>
-      </w:r>
-      <w:r>
-        <w:rPr>
-          <w:rStyle w:val="VerbatimChar"/>
-        </w:rPr>
-        <w:t xml:space="preserve">print(f"Відкритий текст: {plaintext}")</w:t>
-      </w:r>
-      <w:r>
-        <w:br/>
-      </w:r>
-      <w:r>
-        <w:rPr>
-          <w:rStyle w:val="VerbatimChar"/>
-        </w:rPr>
-        <w:t xml:space="preserve">print(f"Підготовлений: {prepare_text(plaintext)}")</w:t>
-      </w:r>
-      <w:r>
-        <w:br/>
-      </w:r>
-      <w:r>
-        <w:br/>
-      </w:r>
-      <w:r>
-        <w:rPr>
-          <w:rStyle w:val="VerbatimChar"/>
-        </w:rPr>
-        <w:t xml:space="preserve">ciphertext = playfair_encrypt(plaintext, keyword)</w:t>
-      </w:r>
-      <w:r>
-        <w:br/>
-      </w:r>
-      <w:r>
-        <w:rPr>
-          <w:rStyle w:val="VerbatimChar"/>
-        </w:rPr>
-        <w:t xml:space="preserve">print(f"Шифротекст: {ciphertext}")</w:t>
-      </w:r>
-      <w:r>
-        <w:br/>
-      </w:r>
-      <w:r>
-        <w:br/>
-      </w:r>
-      <w:r>
-        <w:rPr>
-          <w:rStyle w:val="VerbatimChar"/>
-        </w:rPr>
-        <w:t xml:space="preserve">decrypted = playfair_decrypt(ciphertext, keyword)</w:t>
-      </w:r>
-      <w:r>
-        <w:br/>
-      </w:r>
-      <w:r>
-        <w:rPr>
-          <w:rStyle w:val="VerbatimChar"/>
-        </w:rPr>
-        <w:t xml:space="preserve">print(f"Розшифровано: {decrypted}")</w:t>
+        <w:t xml:space="preserve">#include &lt;iostream&gt;</w:t>
+      </w:r>
+      <w:r>
+        <w:br/>
+      </w:r>
+      <w:r>
+        <w:rPr>
+          <w:rStyle w:val="VerbatimChar"/>
+        </w:rPr>
+        <w:t xml:space="preserve">#include &lt;string&gt;</w:t>
+      </w:r>
+      <w:r>
+        <w:br/>
+      </w:r>
+      <w:r>
+        <w:rPr>
+          <w:rStyle w:val="VerbatimChar"/>
+        </w:rPr>
+        <w:t xml:space="preserve">#include &lt;vector&gt;</w:t>
+      </w:r>
+      <w:r>
+        <w:br/>
+      </w:r>
+      <w:r>
+        <w:br/>
+      </w:r>
+      <w:r>
+        <w:rPr>
+          <w:rStyle w:val="VerbatimChar"/>
+        </w:rPr>
+        <w:t xml:space="preserve">using Matrix = std::vector&lt;std::string&gt;;</w:t>
+      </w:r>
+      <w:r>
+        <w:br/>
+      </w:r>
+      <w:r>
+        <w:br/>
+      </w:r>
+      <w:r>
+        <w:rPr>
+          <w:rStyle w:val="VerbatimChar"/>
+        </w:rPr>
+        <w:t xml:space="preserve">Matrix createMatrix(const std::string&amp; keyword);                  // з кроку 1</w:t>
+      </w:r>
+      <w:r>
+        <w:br/>
+      </w:r>
+      <w:r>
+        <w:rPr>
+          <w:rStyle w:val="VerbatimChar"/>
+        </w:rPr>
+        <w:t xml:space="preserve">bool findPosition(const Matrix&amp; m, char c, int&amp; row, int&amp; col);   // з кроку 1</w:t>
+      </w:r>
+      <w:r>
+        <w:br/>
+      </w:r>
+      <w:r>
+        <w:rPr>
+          <w:rStyle w:val="VerbatimChar"/>
+        </w:rPr>
+        <w:t xml:space="preserve">void printMatrix(const Matrix&amp; m, const std::string&amp; title);      // з кроку 1</w:t>
+      </w:r>
+      <w:r>
+        <w:br/>
+      </w:r>
+      <w:r>
+        <w:rPr>
+          <w:rStyle w:val="VerbatimChar"/>
+        </w:rPr>
+        <w:t xml:space="preserve">std::string prepareText(const std::string&amp; plaintext);            // з кроку 2</w:t>
+      </w:r>
+      <w:r>
+        <w:br/>
+      </w:r>
+      <w:r>
+        <w:br/>
+      </w:r>
+      <w:r>
+        <w:rPr>
+          <w:rStyle w:val="VerbatimChar"/>
+        </w:rPr>
+        <w:t xml:space="preserve">// Подвійний квадрат: перша літера біграми шукається в першому квадраті,</w:t>
+      </w:r>
+      <w:r>
+        <w:br/>
+      </w:r>
+      <w:r>
+        <w:rPr>
+          <w:rStyle w:val="VerbatimChar"/>
+        </w:rPr>
+        <w:t xml:space="preserve">// друга — у другому; результат беруть із протилежних кутів прямокутника</w:t>
+      </w:r>
+      <w:r>
+        <w:br/>
+      </w:r>
+      <w:r>
+        <w:rPr>
+          <w:rStyle w:val="VerbatimChar"/>
+        </w:rPr>
+        <w:t xml:space="preserve">std::string twoSquareProcess(const std::string&amp; text,</w:t>
+      </w:r>
+      <w:r>
+        <w:br/>
+      </w:r>
+      <w:r>
+        <w:rPr>
+          <w:rStyle w:val="VerbatimChar"/>
+        </w:rPr>
+        <w:t xml:space="preserve">                             const std::string&amp; keyword1,</w:t>
+      </w:r>
+      <w:r>
+        <w:br/>
+      </w:r>
+      <w:r>
+        <w:rPr>
+          <w:rStyle w:val="VerbatimChar"/>
+        </w:rPr>
+        <w:t xml:space="preserve">                             const std::string&amp; keyword2) {</w:t>
+      </w:r>
+      <w:r>
+        <w:br/>
+      </w:r>
+      <w:r>
+        <w:rPr>
+          <w:rStyle w:val="VerbatimChar"/>
+        </w:rPr>
+        <w:t xml:space="preserve">    Matrix first = createMatrix(keyword1);</w:t>
+      </w:r>
+      <w:r>
+        <w:br/>
+      </w:r>
+      <w:r>
+        <w:rPr>
+          <w:rStyle w:val="VerbatimChar"/>
+        </w:rPr>
+        <w:t xml:space="preserve">    Matrix second = createMatrix(keyword2);</w:t>
+      </w:r>
+      <w:r>
+        <w:br/>
+      </w:r>
+      <w:r>
+        <w:rPr>
+          <w:rStyle w:val="VerbatimChar"/>
+        </w:rPr>
+        <w:t xml:space="preserve">    std::string result;</w:t>
+      </w:r>
+      <w:r>
+        <w:br/>
+      </w:r>
+      <w:r>
+        <w:br/>
+      </w:r>
+      <w:r>
+        <w:rPr>
+          <w:rStyle w:val="VerbatimChar"/>
+        </w:rPr>
+        <w:t xml:space="preserve">    for (size_t i = 0; i + 1 &lt; text.size(); i += 2) {</w:t>
+      </w:r>
+      <w:r>
+        <w:br/>
+      </w:r>
+      <w:r>
+        <w:rPr>
+          <w:rStyle w:val="VerbatimChar"/>
+        </w:rPr>
+        <w:t xml:space="preserve">        int row1, col1, row2, col2;</w:t>
+      </w:r>
+      <w:r>
+        <w:br/>
+      </w:r>
+      <w:r>
+        <w:rPr>
+          <w:rStyle w:val="VerbatimChar"/>
+        </w:rPr>
+        <w:t xml:space="preserve">        findPosition(first, text[i], row1, col1);</w:t>
+      </w:r>
+      <w:r>
+        <w:br/>
+      </w:r>
+      <w:r>
+        <w:rPr>
+          <w:rStyle w:val="VerbatimChar"/>
+        </w:rPr>
+        <w:t xml:space="preserve">        findPosition(second, text[i + 1], row2, col2);</w:t>
+      </w:r>
+      <w:r>
+        <w:br/>
+      </w:r>
+      <w:r>
+        <w:br/>
+      </w:r>
+      <w:r>
+        <w:rPr>
+          <w:rStyle w:val="VerbatimChar"/>
+        </w:rPr>
+        <w:t xml:space="preserve">        result += first[row1][col2];</w:t>
+      </w:r>
+      <w:r>
+        <w:br/>
+      </w:r>
+      <w:r>
+        <w:rPr>
+          <w:rStyle w:val="VerbatimChar"/>
+        </w:rPr>
+        <w:t xml:space="preserve">        result += second[row2][col1];</w:t>
+      </w:r>
+      <w:r>
+        <w:br/>
+      </w:r>
+      <w:r>
+        <w:rPr>
+          <w:rStyle w:val="VerbatimChar"/>
+        </w:rPr>
+        <w:t xml:space="preserve">    }</w:t>
+      </w:r>
+      <w:r>
+        <w:br/>
+      </w:r>
+      <w:r>
+        <w:rPr>
+          <w:rStyle w:val="VerbatimChar"/>
+        </w:rPr>
+        <w:t xml:space="preserve">    return result;</w:t>
+      </w:r>
+      <w:r>
+        <w:br/>
+      </w:r>
+      <w:r>
+        <w:rPr>
+          <w:rStyle w:val="VerbatimChar"/>
+        </w:rPr>
+        <w:t xml:space="preserve">}</w:t>
+      </w:r>
+      <w:r>
+        <w:br/>
+      </w:r>
+      <w:r>
+        <w:br/>
+      </w:r>
+      <w:r>
+        <w:rPr>
+          <w:rStyle w:val="VerbatimChar"/>
+        </w:rPr>
+        <w:t xml:space="preserve">std::string twoSquareEncrypt(const std::string&amp; plaintext,</w:t>
+      </w:r>
+      <w:r>
+        <w:br/>
+      </w:r>
+      <w:r>
+        <w:rPr>
+          <w:rStyle w:val="VerbatimChar"/>
+        </w:rPr>
+        <w:t xml:space="preserve">                             const std::string&amp; keyword1,</w:t>
+      </w:r>
+      <w:r>
+        <w:br/>
+      </w:r>
+      <w:r>
+        <w:rPr>
+          <w:rStyle w:val="VerbatimChar"/>
+        </w:rPr>
+        <w:t xml:space="preserve">                             const std::string&amp; keyword2) {</w:t>
+      </w:r>
+      <w:r>
+        <w:br/>
+      </w:r>
+      <w:r>
+        <w:rPr>
+          <w:rStyle w:val="VerbatimChar"/>
+        </w:rPr>
+        <w:t xml:space="preserve">    return twoSquareProcess(prepareText(plaintext), keyword1, keyword2);</w:t>
+      </w:r>
+      <w:r>
+        <w:br/>
+      </w:r>
+      <w:r>
+        <w:rPr>
+          <w:rStyle w:val="VerbatimChar"/>
+        </w:rPr>
+        <w:t xml:space="preserve">}</w:t>
+      </w:r>
+      <w:r>
+        <w:br/>
+      </w:r>
+      <w:r>
+        <w:br/>
+      </w:r>
+      <w:r>
+        <w:rPr>
+          <w:rStyle w:val="VerbatimChar"/>
+        </w:rPr>
+        <w:t xml:space="preserve">// Операція симетрична: повторне застосування повертає відкритий текст</w:t>
+      </w:r>
+      <w:r>
+        <w:br/>
+      </w:r>
+      <w:r>
+        <w:rPr>
+          <w:rStyle w:val="VerbatimChar"/>
+        </w:rPr>
+        <w:t xml:space="preserve">std::string twoSquareDecrypt(const std::string&amp; ciphertext,</w:t>
+      </w:r>
+      <w:r>
+        <w:br/>
+      </w:r>
+      <w:r>
+        <w:rPr>
+          <w:rStyle w:val="VerbatimChar"/>
+        </w:rPr>
+        <w:t xml:space="preserve">                             const std::string&amp; keyword1,</w:t>
+      </w:r>
+      <w:r>
+        <w:br/>
+      </w:r>
+      <w:r>
+        <w:rPr>
+          <w:rStyle w:val="VerbatimChar"/>
+        </w:rPr>
+        <w:t xml:space="preserve">                             const std::string&amp; keyword2) {</w:t>
+      </w:r>
+      <w:r>
+        <w:br/>
+      </w:r>
+      <w:r>
+        <w:rPr>
+          <w:rStyle w:val="VerbatimChar"/>
+        </w:rPr>
+        <w:t xml:space="preserve">    return twoSquareProcess(ciphertext, keyword1, keyword2);</w:t>
+      </w:r>
+      <w:r>
+        <w:br/>
+      </w:r>
+      <w:r>
+        <w:rPr>
+          <w:rStyle w:val="VerbatimChar"/>
+        </w:rPr>
+        <w:t xml:space="preserve">}</w:t>
+      </w:r>
+      <w:r>
+        <w:br/>
+      </w:r>
+      <w:r>
+        <w:br/>
+      </w:r>
+      <w:r>
+        <w:rPr>
+          <w:rStyle w:val="VerbatimChar"/>
+        </w:rPr>
+        <w:t xml:space="preserve">int main() {</w:t>
+      </w:r>
+      <w:r>
+        <w:br/>
+      </w:r>
+      <w:r>
+        <w:rPr>
+          <w:rStyle w:val="VerbatimChar"/>
+        </w:rPr>
+        <w:t xml:space="preserve">    std::string keyword1 = "EXAMPLE";</w:t>
+      </w:r>
+      <w:r>
+        <w:br/>
+      </w:r>
+      <w:r>
+        <w:rPr>
+          <w:rStyle w:val="VerbatimChar"/>
+        </w:rPr>
+        <w:t xml:space="preserve">    std::string keyword2 = "KEYWORD";</w:t>
+      </w:r>
+      <w:r>
+        <w:br/>
+      </w:r>
+      <w:r>
+        <w:rPr>
+          <w:rStyle w:val="VerbatimChar"/>
+        </w:rPr>
+        <w:t xml:space="preserve">    std::string plaintext = "HELLO WORLD";</w:t>
+      </w:r>
+      <w:r>
+        <w:br/>
+      </w:r>
+      <w:r>
+        <w:br/>
+      </w:r>
+      <w:r>
+        <w:rPr>
+          <w:rStyle w:val="VerbatimChar"/>
+        </w:rPr>
+        <w:t xml:space="preserve">    std::cout &lt;&lt; "=== Подвійний квадрат Уітстона ===\n";</w:t>
+      </w:r>
+      <w:r>
+        <w:br/>
+      </w:r>
+      <w:r>
+        <w:rPr>
+          <w:rStyle w:val="VerbatimChar"/>
+        </w:rPr>
+        <w:t xml:space="preserve">    std::cout &lt;&lt; "Ключ 1:          " &lt;&lt; keyword1 &lt;&lt; "\n";</w:t>
+      </w:r>
+      <w:r>
+        <w:br/>
+      </w:r>
+      <w:r>
+        <w:rPr>
+          <w:rStyle w:val="VerbatimChar"/>
+        </w:rPr>
+        <w:t xml:space="preserve">    std::cout &lt;&lt; "Ключ 2:          " &lt;&lt; keyword2 &lt;&lt; "\n";</w:t>
+      </w:r>
+      <w:r>
+        <w:br/>
+      </w:r>
+      <w:r>
+        <w:rPr>
+          <w:rStyle w:val="VerbatimChar"/>
+        </w:rPr>
+        <w:t xml:space="preserve">    std::cout &lt;&lt; "Відкритий текст: " &lt;&lt; plaintext &lt;&lt; "\n\n";</w:t>
+      </w:r>
+      <w:r>
+        <w:br/>
+      </w:r>
+      <w:r>
+        <w:br/>
+      </w:r>
+      <w:r>
+        <w:rPr>
+          <w:rStyle w:val="VerbatimChar"/>
+        </w:rPr>
+        <w:t xml:space="preserve">    printMatrix(createMatrix(keyword1), "Квадрат 1:");</w:t>
+      </w:r>
+      <w:r>
+        <w:br/>
+      </w:r>
+      <w:r>
+        <w:rPr>
+          <w:rStyle w:val="VerbatimChar"/>
+        </w:rPr>
+        <w:t xml:space="preserve">    std::cout &lt;&lt; "\n";</w:t>
+      </w:r>
+      <w:r>
+        <w:br/>
+      </w:r>
+      <w:r>
+        <w:rPr>
+          <w:rStyle w:val="VerbatimChar"/>
+        </w:rPr>
+        <w:t xml:space="preserve">    printMatrix(createMatrix(keyword2), "Квадрат 2:");</w:t>
+      </w:r>
+      <w:r>
+        <w:br/>
+      </w:r>
+      <w:r>
+        <w:br/>
+      </w:r>
+      <w:r>
+        <w:rPr>
+          <w:rStyle w:val="VerbatimChar"/>
+        </w:rPr>
+        <w:t xml:space="preserve">    std::string ciphertext = twoSquareEncrypt(plaintext, keyword1, keyword2);</w:t>
+      </w:r>
+      <w:r>
+        <w:br/>
+      </w:r>
+      <w:r>
+        <w:rPr>
+          <w:rStyle w:val="VerbatimChar"/>
+        </w:rPr>
+        <w:t xml:space="preserve">    std::cout &lt;&lt; "\nШифротекст:      " &lt;&lt; ciphertext &lt;&lt; "\n";</w:t>
+      </w:r>
+      <w:r>
+        <w:br/>
+      </w:r>
+      <w:r>
+        <w:rPr>
+          <w:rStyle w:val="VerbatimChar"/>
+        </w:rPr>
+        <w:t xml:space="preserve">    std::cout &lt;&lt; "Розшифровано:    " &lt;&lt; twoSquareDecrypt(ciphertext, keyword1, keyword2) &lt;&lt; "\n";</w:t>
+      </w:r>
+      <w:r>
+        <w:br/>
+      </w:r>
+      <w:r>
+        <w:br/>
+      </w:r>
+      <w:r>
+        <w:rPr>
+          <w:rStyle w:val="VerbatimChar"/>
+        </w:rPr>
+        <w:t xml:space="preserve">    return 0;</w:t>
+      </w:r>
+      <w:r>
+        <w:br/>
+      </w:r>
+      <w:r>
+        <w:rPr>
+          <w:rStyle w:val="VerbatimChar"/>
+        </w:rPr>
+        <w:t xml:space="preserve">}</w:t>
+      </w:r>
+    </w:p>
+    <w:p>
+      <w:pPr>
+        <w:pStyle w:val="FirstParagraph"/>
+      </w:pPr>
+      <w:r>
+        <w:t xml:space="preserve">Результат роботи програми:</w:t>
+      </w:r>
+    </w:p>
+    <w:p>
+      <w:pPr>
+        <w:pStyle w:val="SourceCode"/>
+      </w:pPr>
+      <w:r>
+        <w:rPr>
+          <w:rStyle w:val="VerbatimChar"/>
+        </w:rPr>
+        <w:t xml:space="preserve">=== Подвійний квадрат Уітстона ===</w:t>
+      </w:r>
+      <w:r>
+        <w:br/>
+      </w:r>
+      <w:r>
+        <w:rPr>
+          <w:rStyle w:val="VerbatimChar"/>
+        </w:rPr>
+        <w:t xml:space="preserve">Ключ 1:          EXAMPLE</w:t>
+      </w:r>
+      <w:r>
+        <w:br/>
+      </w:r>
+      <w:r>
+        <w:rPr>
+          <w:rStyle w:val="VerbatimChar"/>
+        </w:rPr>
+        <w:t xml:space="preserve">Ключ 2:          KEYWORD</w:t>
+      </w:r>
+      <w:r>
+        <w:br/>
+      </w:r>
+      <w:r>
+        <w:rPr>
+          <w:rStyle w:val="VerbatimChar"/>
+        </w:rPr>
+        <w:t xml:space="preserve">Відкритий текст: HELLO WORLD</w:t>
+      </w:r>
+      <w:r>
+        <w:br/>
+      </w:r>
+      <w:r>
+        <w:br/>
+      </w:r>
+      <w:r>
+        <w:rPr>
+          <w:rStyle w:val="VerbatimChar"/>
+        </w:rPr>
+        <w:t xml:space="preserve">Квадрат 1:</w:t>
+      </w:r>
+      <w:r>
+        <w:br/>
+      </w:r>
+      <w:r>
+        <w:rPr>
+          <w:rStyle w:val="VerbatimChar"/>
+        </w:rPr>
+        <w:t xml:space="preserve">E X A M P</w:t>
+      </w:r>
+      <w:r>
+        <w:br/>
+      </w:r>
+      <w:r>
+        <w:rPr>
+          <w:rStyle w:val="VerbatimChar"/>
+        </w:rPr>
+        <w:t xml:space="preserve">L B C D F</w:t>
+      </w:r>
+      <w:r>
+        <w:br/>
+      </w:r>
+      <w:r>
+        <w:rPr>
+          <w:rStyle w:val="VerbatimChar"/>
+        </w:rPr>
+        <w:t xml:space="preserve">G H I K N</w:t>
+      </w:r>
+      <w:r>
+        <w:br/>
+      </w:r>
+      <w:r>
+        <w:rPr>
+          <w:rStyle w:val="VerbatimChar"/>
+        </w:rPr>
+        <w:t xml:space="preserve">O Q R S T</w:t>
+      </w:r>
+      <w:r>
+        <w:br/>
+      </w:r>
+      <w:r>
+        <w:rPr>
+          <w:rStyle w:val="VerbatimChar"/>
+        </w:rPr>
+        <w:t xml:space="preserve">U V W Y Z</w:t>
+      </w:r>
+      <w:r>
+        <w:br/>
+      </w:r>
+      <w:r>
+        <w:br/>
+      </w:r>
+      <w:r>
+        <w:rPr>
+          <w:rStyle w:val="VerbatimChar"/>
+        </w:rPr>
+        <w:t xml:space="preserve">Квадрат 2:</w:t>
+      </w:r>
+      <w:r>
+        <w:br/>
+      </w:r>
+      <w:r>
+        <w:rPr>
+          <w:rStyle w:val="VerbatimChar"/>
+        </w:rPr>
+        <w:t xml:space="preserve">K E Y W O</w:t>
+      </w:r>
+      <w:r>
+        <w:br/>
+      </w:r>
+      <w:r>
+        <w:rPr>
+          <w:rStyle w:val="VerbatimChar"/>
+        </w:rPr>
+        <w:t xml:space="preserve">R D A B C</w:t>
+      </w:r>
+      <w:r>
+        <w:br/>
+      </w:r>
+      <w:r>
+        <w:rPr>
+          <w:rStyle w:val="VerbatimChar"/>
+        </w:rPr>
+        <w:t xml:space="preserve">F G H I L</w:t>
+      </w:r>
+      <w:r>
+        <w:br/>
+      </w:r>
+      <w:r>
+        <w:rPr>
+          <w:rStyle w:val="VerbatimChar"/>
+        </w:rPr>
+        <w:t xml:space="preserve">M N P Q S</w:t>
+      </w:r>
+      <w:r>
+        <w:br/>
+      </w:r>
+      <w:r>
+        <w:rPr>
+          <w:rStyle w:val="VerbatimChar"/>
+        </w:rPr>
+        <w:t xml:space="preserve">T U V X Z</w:t>
+      </w:r>
+      <w:r>
+        <w:br/>
+      </w:r>
+      <w:r>
+        <w:br/>
+      </w:r>
+      <w:r>
+        <w:rPr>
+          <w:rStyle w:val="VerbatimChar"/>
+        </w:rPr>
+        <w:t xml:space="preserve">Шифротекст:      HEDTFKZYTHDX</w:t>
+      </w:r>
+      <w:r>
+        <w:br/>
+      </w:r>
+      <w:r>
+        <w:rPr>
+          <w:rStyle w:val="VerbatimChar"/>
+        </w:rPr>
+        <w:t xml:space="preserve">Розшифровано:    HELXLOWORLDX</w:t>
       </w:r>
     </w:p>
     <w:bookmarkEnd w:id="15"/>
-    <w:bookmarkStart w:id="16" w:name="крок-3.-подвійний-квадрат-уітстона"/>
-    <w:p>
-      <w:pPr>
-        <w:pStyle w:val="Heading3"/>
-      </w:pPr>
-      <w:r>
-        <w:t xml:space="preserve">Крок 3. Подвійний квадрат Уітстона</w:t>
-      </w:r>
-    </w:p>
-    <w:p>
-      <w:pPr>
-        <w:pStyle w:val="SourceCode"/>
-      </w:pPr>
-      <w:r>
-        <w:rPr>
-          <w:rStyle w:val="VerbatimChar"/>
-        </w:rPr>
-        <w:t xml:space="preserve">def two_square_encrypt(plaintext: str, keyword1: str, keyword2: str) -&gt; str:</w:t>
-      </w:r>
-      <w:r>
-        <w:br/>
-      </w:r>
-      <w:r>
-        <w:rPr>
-          <w:rStyle w:val="VerbatimChar"/>
-        </w:rPr>
-        <w:t xml:space="preserve">    """Шифрування подвійним квадратом."""</w:t>
-      </w:r>
-      <w:r>
-        <w:br/>
-      </w:r>
-      <w:r>
-        <w:rPr>
-          <w:rStyle w:val="VerbatimChar"/>
-        </w:rPr>
-        <w:t xml:space="preserve">    matrix1 = create_playfair_matrix(keyword1)</w:t>
-      </w:r>
-      <w:r>
-        <w:br/>
-      </w:r>
-      <w:r>
-        <w:rPr>
-          <w:rStyle w:val="VerbatimChar"/>
-        </w:rPr>
-        <w:t xml:space="preserve">    matrix2 = create_playfair_matrix(keyword2)</w:t>
-      </w:r>
-      <w:r>
-        <w:br/>
-      </w:r>
-      <w:r>
-        <w:br/>
-      </w:r>
-      <w:r>
-        <w:rPr>
-          <w:rStyle w:val="VerbatimChar"/>
-        </w:rPr>
-        <w:t xml:space="preserve">    text = prepare_text(plaintext)</w:t>
-      </w:r>
-      <w:r>
-        <w:br/>
-      </w:r>
-      <w:r>
-        <w:br/>
-      </w:r>
-      <w:r>
-        <w:rPr>
-          <w:rStyle w:val="VerbatimChar"/>
-        </w:rPr>
-        <w:t xml:space="preserve">    ciphertext = ''</w:t>
-      </w:r>
-      <w:r>
-        <w:br/>
-      </w:r>
-      <w:r>
-        <w:rPr>
-          <w:rStyle w:val="VerbatimChar"/>
-        </w:rPr>
-        <w:t xml:space="preserve">    for i in range(0, len(text), 2):</w:t>
-      </w:r>
-      <w:r>
-        <w:br/>
-      </w:r>
-      <w:r>
-        <w:rPr>
-          <w:rStyle w:val="VerbatimChar"/>
-        </w:rPr>
-        <w:t xml:space="preserve">        a, b = text[i], text[i+1]</w:t>
-      </w:r>
-      <w:r>
-        <w:br/>
-      </w:r>
-      <w:r>
-        <w:br/>
-      </w:r>
-      <w:r>
-        <w:rPr>
-          <w:rStyle w:val="VerbatimChar"/>
-        </w:rPr>
-        <w:t xml:space="preserve">        row1, col1 = find_position(matrix1, a)</w:t>
-      </w:r>
-      <w:r>
-        <w:br/>
-      </w:r>
-      <w:r>
-        <w:rPr>
-          <w:rStyle w:val="VerbatimChar"/>
-        </w:rPr>
-        <w:t xml:space="preserve">        row2, col2 = find_position(matrix2, b)</w:t>
-      </w:r>
-      <w:r>
-        <w:br/>
-      </w:r>
-      <w:r>
-        <w:br/>
-      </w:r>
-      <w:r>
-        <w:rPr>
-          <w:rStyle w:val="VerbatimChar"/>
-        </w:rPr>
-        <w:t xml:space="preserve">        # Протилежні кути прямокутника</w:t>
-      </w:r>
-      <w:r>
-        <w:br/>
-      </w:r>
-      <w:r>
-        <w:rPr>
-          <w:rStyle w:val="VerbatimChar"/>
-        </w:rPr>
-        <w:t xml:space="preserve">        cipher_a = matrix1[row1][col2]</w:t>
-      </w:r>
-      <w:r>
-        <w:br/>
-      </w:r>
-      <w:r>
-        <w:rPr>
-          <w:rStyle w:val="VerbatimChar"/>
-        </w:rPr>
-        <w:t xml:space="preserve">        cipher_b = matrix2[row2][col1]</w:t>
-      </w:r>
-      <w:r>
-        <w:br/>
-      </w:r>
-      <w:r>
-        <w:br/>
-      </w:r>
-      <w:r>
-        <w:rPr>
-          <w:rStyle w:val="VerbatimChar"/>
-        </w:rPr>
-        <w:t xml:space="preserve">        ciphertext += cipher_a + cipher_b</w:t>
-      </w:r>
-      <w:r>
-        <w:br/>
-      </w:r>
-      <w:r>
-        <w:br/>
-      </w:r>
-      <w:r>
-        <w:rPr>
-          <w:rStyle w:val="VerbatimChar"/>
-        </w:rPr>
-        <w:t xml:space="preserve">    return ciphertext</w:t>
-      </w:r>
-      <w:r>
-        <w:br/>
-      </w:r>
-      <w:r>
-        <w:br/>
-      </w:r>
-      <w:r>
-        <w:rPr>
-          <w:rStyle w:val="VerbatimChar"/>
-        </w:rPr>
-        <w:t xml:space="preserve">def two_square_decrypt(ciphertext: str, keyword1: str, keyword2: str) -&gt; str:</w:t>
-      </w:r>
-      <w:r>
-        <w:br/>
-      </w:r>
-      <w:r>
-        <w:rPr>
-          <w:rStyle w:val="VerbatimChar"/>
-        </w:rPr>
-        <w:t xml:space="preserve">    """Дешифрування подвійним квадратом."""</w:t>
-      </w:r>
-      <w:r>
-        <w:br/>
-      </w:r>
-      <w:r>
-        <w:rPr>
-          <w:rStyle w:val="VerbatimChar"/>
-        </w:rPr>
-        <w:t xml:space="preserve">    matrix1 = create_playfair_matrix(keyword1)</w:t>
-      </w:r>
-      <w:r>
-        <w:br/>
-      </w:r>
-      <w:r>
-        <w:rPr>
-          <w:rStyle w:val="VerbatimChar"/>
-        </w:rPr>
-        <w:t xml:space="preserve">    matrix2 = create_playfair_matrix(keyword2)</w:t>
-      </w:r>
-      <w:r>
-        <w:br/>
-      </w:r>
-      <w:r>
-        <w:br/>
-      </w:r>
-      <w:r>
-        <w:rPr>
-          <w:rStyle w:val="VerbatimChar"/>
-        </w:rPr>
-        <w:t xml:space="preserve">    plaintext = ''</w:t>
-      </w:r>
-      <w:r>
-        <w:br/>
-      </w:r>
-      <w:r>
-        <w:rPr>
-          <w:rStyle w:val="VerbatimChar"/>
-        </w:rPr>
-        <w:t xml:space="preserve">    for i in range(0, len(ciphertext), 2):</w:t>
-      </w:r>
-      <w:r>
-        <w:br/>
-      </w:r>
-      <w:r>
-        <w:rPr>
-          <w:rStyle w:val="VerbatimChar"/>
-        </w:rPr>
-        <w:t xml:space="preserve">        a, b = ciphertext[i], ciphertext[i+1]</w:t>
-      </w:r>
-      <w:r>
-        <w:br/>
-      </w:r>
-      <w:r>
-        <w:br/>
-      </w:r>
-      <w:r>
-        <w:rPr>
-          <w:rStyle w:val="VerbatimChar"/>
-        </w:rPr>
-        <w:t xml:space="preserve">        row1, col1 = find_position(matrix1, a)</w:t>
-      </w:r>
-      <w:r>
-        <w:br/>
-      </w:r>
-      <w:r>
-        <w:rPr>
-          <w:rStyle w:val="VerbatimChar"/>
-        </w:rPr>
-        <w:t xml:space="preserve">        row2, col2 = find_position(matrix2, b)</w:t>
-      </w:r>
-      <w:r>
-        <w:br/>
-      </w:r>
-      <w:r>
-        <w:br/>
-      </w:r>
-      <w:r>
-        <w:rPr>
-          <w:rStyle w:val="VerbatimChar"/>
-        </w:rPr>
-        <w:t xml:space="preserve">        # Обернена операція</w:t>
-      </w:r>
-      <w:r>
-        <w:br/>
-      </w:r>
-      <w:r>
-        <w:rPr>
-          <w:rStyle w:val="VerbatimChar"/>
-        </w:rPr>
-        <w:t xml:space="preserve">        plain_a = matrix1[row1][col2]</w:t>
-      </w:r>
-      <w:r>
-        <w:br/>
-      </w:r>
-      <w:r>
-        <w:rPr>
-          <w:rStyle w:val="VerbatimChar"/>
-        </w:rPr>
-        <w:t xml:space="preserve">        plain_b = matrix2[row2][col1]</w:t>
-      </w:r>
-      <w:r>
-        <w:br/>
-      </w:r>
-      <w:r>
-        <w:br/>
-      </w:r>
-      <w:r>
-        <w:rPr>
-          <w:rStyle w:val="VerbatimChar"/>
-        </w:rPr>
-        <w:t xml:space="preserve">        plaintext += plain_a + plain_b</w:t>
-      </w:r>
-      <w:r>
-        <w:br/>
-      </w:r>
-      <w:r>
-        <w:br/>
-      </w:r>
-      <w:r>
-        <w:rPr>
-          <w:rStyle w:val="VerbatimChar"/>
-        </w:rPr>
-        <w:t xml:space="preserve">    return plaintext</w:t>
-      </w:r>
-      <w:r>
-        <w:br/>
-      </w:r>
-      <w:r>
-        <w:br/>
-      </w:r>
-      <w:r>
-        <w:rPr>
-          <w:rStyle w:val="VerbatimChar"/>
-        </w:rPr>
-        <w:t xml:space="preserve"># Демонстрація</w:t>
-      </w:r>
-      <w:r>
-        <w:br/>
-      </w:r>
-      <w:r>
-        <w:rPr>
-          <w:rStyle w:val="VerbatimChar"/>
-        </w:rPr>
-        <w:t xml:space="preserve">keyword1 = "EXAMPLE"</w:t>
-      </w:r>
-      <w:r>
-        <w:br/>
-      </w:r>
-      <w:r>
-        <w:rPr>
-          <w:rStyle w:val="VerbatimChar"/>
-        </w:rPr>
-        <w:t xml:space="preserve">keyword2 = "KEYWORD"</w:t>
-      </w:r>
-      <w:r>
-        <w:br/>
-      </w:r>
-      <w:r>
-        <w:rPr>
-          <w:rStyle w:val="VerbatimChar"/>
-        </w:rPr>
-        <w:t xml:space="preserve">plaintext = "HELLO WORLD"</w:t>
-      </w:r>
-      <w:r>
-        <w:br/>
-      </w:r>
-      <w:r>
-        <w:br/>
-      </w:r>
-      <w:r>
-        <w:rPr>
-          <w:rStyle w:val="VerbatimChar"/>
-        </w:rPr>
-        <w:t xml:space="preserve">print(f"\n=== Подвійний квадрат Уітстона ===")</w:t>
-      </w:r>
-      <w:r>
-        <w:br/>
-      </w:r>
-      <w:r>
-        <w:rPr>
-          <w:rStyle w:val="VerbatimChar"/>
-        </w:rPr>
-        <w:t xml:space="preserve">print(f"Ключ 1: {keyword1}")</w:t>
-      </w:r>
-      <w:r>
-        <w:br/>
-      </w:r>
-      <w:r>
-        <w:rPr>
-          <w:rStyle w:val="VerbatimChar"/>
-        </w:rPr>
-        <w:t xml:space="preserve">print(f"Ключ 2: {keyword2}")</w:t>
-      </w:r>
-      <w:r>
-        <w:br/>
-      </w:r>
-      <w:r>
-        <w:rPr>
-          <w:rStyle w:val="VerbatimChar"/>
-        </w:rPr>
-        <w:t xml:space="preserve">print(f"Відкритий текст: {plaintext}")</w:t>
-      </w:r>
-      <w:r>
-        <w:br/>
-      </w:r>
-      <w:r>
-        <w:br/>
-      </w:r>
-      <w:r>
-        <w:rPr>
-          <w:rStyle w:val="VerbatimChar"/>
-        </w:rPr>
-        <w:t xml:space="preserve">print("\nКвадрат 1:")</w:t>
-      </w:r>
-      <w:r>
-        <w:br/>
-      </w:r>
-      <w:r>
-        <w:rPr>
-          <w:rStyle w:val="VerbatimChar"/>
-        </w:rPr>
-        <w:t xml:space="preserve">print_matrix(create_playfair_matrix(keyword1))</w:t>
-      </w:r>
-      <w:r>
-        <w:br/>
-      </w:r>
-      <w:r>
-        <w:rPr>
-          <w:rStyle w:val="VerbatimChar"/>
-        </w:rPr>
-        <w:t xml:space="preserve">print("\nКвадрат 2:")</w:t>
-      </w:r>
-      <w:r>
-        <w:br/>
-      </w:r>
-      <w:r>
-        <w:rPr>
-          <w:rStyle w:val="VerbatimChar"/>
-        </w:rPr>
-        <w:t xml:space="preserve">print_matrix(create_playfair_matrix(keyword2))</w:t>
-      </w:r>
-      <w:r>
-        <w:br/>
-      </w:r>
-      <w:r>
-        <w:br/>
-      </w:r>
-      <w:r>
-        <w:rPr>
-          <w:rStyle w:val="VerbatimChar"/>
-        </w:rPr>
-        <w:t xml:space="preserve">ciphertext = two_square_encrypt(plaintext, keyword1, keyword2)</w:t>
-      </w:r>
-      <w:r>
-        <w:br/>
-      </w:r>
-      <w:r>
-        <w:rPr>
-          <w:rStyle w:val="VerbatimChar"/>
-        </w:rPr>
-        <w:t xml:space="preserve">print(f"\nШифротекст: {ciphertext}")</w:t>
-      </w:r>
-      <w:r>
-        <w:br/>
-      </w:r>
-      <w:r>
-        <w:br/>
-      </w:r>
-      <w:r>
-        <w:rPr>
-          <w:rStyle w:val="VerbatimChar"/>
-        </w:rPr>
-        <w:t xml:space="preserve">decrypted = two_square_decrypt(ciphertext, keyword1, keyword2)</w:t>
-      </w:r>
-      <w:r>
-        <w:br/>
-      </w:r>
-      <w:r>
-        <w:rPr>
-          <w:rStyle w:val="VerbatimChar"/>
-        </w:rPr>
-        <w:t xml:space="preserve">print(f"Розшифровано: {decrypted}")</w:t>
-      </w:r>
-    </w:p>
-    <w:p>
-      <w:pPr>
-        <w:pStyle w:val="FirstParagraph"/>
-      </w:pPr>
-      <w:r>
-        <w:rPr>
-          <w:b/>
-          <w:bCs/>
-        </w:rPr>
-        <w:t xml:space="preserve">Очікуваний результат:</w:t>
-      </w:r>
-    </w:p>
-    <w:p>
-      <w:pPr>
-        <w:pStyle w:val="SourceCode"/>
-      </w:pPr>
-      <w:r>
-        <w:rPr>
-          <w:rStyle w:val="VerbatimChar"/>
-        </w:rPr>
-        <w:t xml:space="preserve">Матриця для ключа 'MONARCHY':</w:t>
-      </w:r>
-      <w:r>
-        <w:br/>
-      </w:r>
-      <w:r>
-        <w:rPr>
-          <w:rStyle w:val="VerbatimChar"/>
-        </w:rPr>
-        <w:t xml:space="preserve">┌───┬───┬───┬───┬───┐</w:t>
-      </w:r>
-      <w:r>
-        <w:br/>
-      </w:r>
-      <w:r>
-        <w:rPr>
-          <w:rStyle w:val="VerbatimChar"/>
-        </w:rPr>
-        <w:t xml:space="preserve">│ M │ O │ N │ A │ R │</w:t>
-      </w:r>
-      <w:r>
-        <w:br/>
-      </w:r>
-      <w:r>
-        <w:rPr>
-          <w:rStyle w:val="VerbatimChar"/>
-        </w:rPr>
-        <w:t xml:space="preserve">├───┼───┼───┼───┼───┤</w:t>
-      </w:r>
-      <w:r>
-        <w:br/>
-      </w:r>
-      <w:r>
-        <w:rPr>
-          <w:rStyle w:val="VerbatimChar"/>
-        </w:rPr>
-        <w:t xml:space="preserve">│ C │ H │ Y │ B │ D │</w:t>
-      </w:r>
-      <w:r>
-        <w:br/>
-      </w:r>
-      <w:r>
-        <w:rPr>
-          <w:rStyle w:val="VerbatimChar"/>
-        </w:rPr>
-        <w:t xml:space="preserve">├───┼───┼───┼───┼───┤</w:t>
-      </w:r>
-      <w:r>
-        <w:br/>
-      </w:r>
-      <w:r>
-        <w:rPr>
-          <w:rStyle w:val="VerbatimChar"/>
-        </w:rPr>
-        <w:t xml:space="preserve">│ E │ F │ G │ I │ K │</w:t>
-      </w:r>
-      <w:r>
-        <w:br/>
-      </w:r>
-      <w:r>
-        <w:rPr>
-          <w:rStyle w:val="VerbatimChar"/>
-        </w:rPr>
-        <w:t xml:space="preserve">├───┼───┼───┼───┼───┤</w:t>
-      </w:r>
-      <w:r>
-        <w:br/>
-      </w:r>
-      <w:r>
-        <w:rPr>
-          <w:rStyle w:val="VerbatimChar"/>
-        </w:rPr>
-        <w:t xml:space="preserve">│ L │ P │ Q │ S │ T │</w:t>
-      </w:r>
-      <w:r>
-        <w:br/>
-      </w:r>
-      <w:r>
-        <w:rPr>
-          <w:rStyle w:val="VerbatimChar"/>
-        </w:rPr>
-        <w:t xml:space="preserve">├───┼───┼───┼───┼───┤</w:t>
-      </w:r>
-      <w:r>
-        <w:br/>
-      </w:r>
-      <w:r>
-        <w:rPr>
-          <w:rStyle w:val="VerbatimChar"/>
-        </w:rPr>
-        <w:t xml:space="preserve">│ U │ V │ W │ X │ Z │</w:t>
-      </w:r>
-      <w:r>
-        <w:br/>
-      </w:r>
-      <w:r>
-        <w:rPr>
-          <w:rStyle w:val="VerbatimChar"/>
-        </w:rPr>
-        <w:t xml:space="preserve">└───┴───┴───┴───┴───┘</w:t>
-      </w:r>
-      <w:r>
-        <w:br/>
-      </w:r>
-      <w:r>
-        <w:br/>
-      </w:r>
-      <w:r>
-        <w:rPr>
-          <w:rStyle w:val="VerbatimChar"/>
-        </w:rPr>
-        <w:t xml:space="preserve">=== Шифр Плейфера ===</w:t>
-      </w:r>
-      <w:r>
-        <w:br/>
-      </w:r>
-      <w:r>
-        <w:rPr>
-          <w:rStyle w:val="VerbatimChar"/>
-        </w:rPr>
-        <w:t xml:space="preserve">Ключ: MONARCHY</w:t>
-      </w:r>
-      <w:r>
-        <w:br/>
-      </w:r>
-      <w:r>
-        <w:rPr>
-          <w:rStyle w:val="VerbatimChar"/>
-        </w:rPr>
-        <w:t xml:space="preserve">Відкритий текст: HELLO WORLD</w:t>
-      </w:r>
-      <w:r>
-        <w:br/>
-      </w:r>
-      <w:r>
-        <w:rPr>
-          <w:rStyle w:val="VerbatimChar"/>
-        </w:rPr>
-        <w:t xml:space="preserve">Підготовлений: HELXLOWORLD</w:t>
-      </w:r>
-      <w:r>
-        <w:br/>
-      </w:r>
-      <w:r>
-        <w:rPr>
-          <w:rStyle w:val="VerbatimChar"/>
-        </w:rPr>
-        <w:t xml:space="preserve">Шифротекст: KFUYMQWLTPQ</w:t>
-      </w:r>
-      <w:r>
-        <w:br/>
-      </w:r>
-      <w:r>
-        <w:rPr>
-          <w:rStyle w:val="VerbatimChar"/>
-        </w:rPr>
-        <w:t xml:space="preserve">Розшифровано: HELXLOWORLD</w:t>
-      </w:r>
-    </w:p>
     <w:bookmarkEnd w:id="16"/>
-    <w:bookmarkEnd w:id="17"/>
-    <w:bookmarkStart w:id="18" w:name="порядок-виконання-роботи"/>
+    <w:bookmarkStart w:id="17" w:name="порядок-виконання-роботи"/>
     <w:p>
       <w:pPr>
         <w:pStyle w:val="Heading2"/>
@@ -2730,8 +3196,8 @@
         <w:t xml:space="preserve">Оформити звіт та зробити висновок.</w:t>
       </w:r>
     </w:p>
-    <w:bookmarkEnd w:id="18"/>
-    <w:bookmarkStart w:id="19" w:name="вимоги-до-звіту"/>
+    <w:bookmarkEnd w:id="17"/>
+    <w:bookmarkStart w:id="18" w:name="вимоги-до-звіту"/>
     <w:p>
       <w:pPr>
         <w:pStyle w:val="Heading2"/>
@@ -2826,8 +3292,8 @@
         <w:t xml:space="preserve">висновок про переваги поліграмних шифрів.</w:t>
       </w:r>
     </w:p>
-    <w:bookmarkEnd w:id="19"/>
-    <w:bookmarkStart w:id="20" w:name="варіанти-індивідуальних-завдань"/>
+    <w:bookmarkEnd w:id="18"/>
+    <w:bookmarkStart w:id="19" w:name="варіанти-індивідуальних-завдань"/>
     <w:p>
       <w:pPr>
         <w:pStyle w:val="Heading2"/>
@@ -4051,14 +4517,31 @@
         </w:tc>
       </w:tr>
     </w:tbl>
-    <w:bookmarkEnd w:id="20"/>
-    <w:bookmarkStart w:id="21" w:name="контрольні-запитання"/>
+    <w:bookmarkEnd w:id="19"/>
+    <w:bookmarkStart w:id="23" w:name="контрольні-запитання"/>
     <w:p>
       <w:pPr>
         <w:pStyle w:val="Heading2"/>
       </w:pPr>
       <w:r>
         <w:t xml:space="preserve">Контрольні запитання</w:t>
+      </w:r>
+    </w:p>
+    <w:p>
+      <w:pPr>
+        <w:pStyle w:val="FirstParagraph"/>
+      </w:pPr>
+      <w:r>
+        <w:t xml:space="preserve">Запитання згруповано за рівнями навчальних досягнень. Для позитивної оцінки студент має відповісти на запитання середнього рівня, оцінка «добре» потребує відповідей достатнього рівня, оцінка «відмінно» — високого.</w:t>
+      </w:r>
+    </w:p>
+    <w:bookmarkStart w:id="20" w:name="середній-рівень-репродуктивний"/>
+    <w:p>
+      <w:pPr>
+        <w:pStyle w:val="Heading3"/>
+      </w:pPr>
+      <w:r>
+        <w:t xml:space="preserve">Середній рівень (репродуктивний)</w:t>
       </w:r>
     </w:p>
     <w:p>
@@ -4071,7 +4554,7 @@
         <w:jc w:val="both"/>
       </w:pPr>
       <w:r>
-        <w:t xml:space="preserve">Які правила шифрування біграм у шифрі Плейфера?</w:t>
+        <w:t xml:space="preserve">Що таке поліграмний шифр?</w:t>
       </w:r>
     </w:p>
     <w:p>
@@ -4084,7 +4567,7 @@
         <w:jc w:val="both"/>
       </w:pPr>
       <w:r>
-        <w:t xml:space="preserve">Як обробляються повторювані літери (наприклад, LL)?</w:t>
+        <w:t xml:space="preserve">Які правила шифрування біграм застосовує шифр Плейфера?</w:t>
       </w:r>
     </w:p>
     <w:p>
@@ -4097,7 +4580,7 @@
         <w:jc w:val="both"/>
       </w:pPr>
       <w:r>
-        <w:t xml:space="preserve">Чому I та J об’єднуються в одну літеру?</w:t>
+        <w:t xml:space="preserve">Як формується таблиця 5×5 для шифру Плейфера?</w:t>
       </w:r>
     </w:p>
     <w:p>
@@ -4110,7 +4593,7 @@
         <w:jc w:val="both"/>
       </w:pPr>
       <w:r>
-        <w:t xml:space="preserve">Чому подвійний квадрат стійкіший за одинарний Плейфер?</w:t>
+        <w:t xml:space="preserve">Чому літери I та J об’єднують в одну клітинку?</w:t>
       </w:r>
     </w:p>
     <w:p>
@@ -4123,7 +4606,7 @@
         <w:jc w:val="both"/>
       </w:pPr>
       <w:r>
-        <w:t xml:space="preserve">Скільки можливих ключів у шифрі Плейфера?</w:t>
+        <w:t xml:space="preserve">Як обробляються повторювані літери в біграмі, наприклад LL?</w:t>
       </w:r>
     </w:p>
     <w:p>
@@ -4136,7 +4619,7 @@
         <w:jc w:val="both"/>
       </w:pPr>
       <w:r>
-        <w:t xml:space="preserve">Як дешифрувати біграму, якщо літери в одному рядку?</w:t>
+        <w:t xml:space="preserve">Як дешифрувати біграму, літери якої розташовані в одному рядку?</w:t>
       </w:r>
     </w:p>
     <w:p>
@@ -4149,10 +4632,200 @@
         <w:jc w:val="both"/>
       </w:pPr>
       <w:r>
-        <w:t xml:space="preserve">Які переваги поліграмних шифрів над моноалфавітними?</w:t>
+        <w:t xml:space="preserve">Скільки можливих ключів має шифр Плейфера?</w:t>
+      </w:r>
+    </w:p>
+    <w:p>
+      <w:pPr>
+        <w:pStyle w:val="Compact"/>
+        <w:numPr>
+          <w:ilvl w:val="0"/>
+          <w:numId w:val="1004"/>
+        </w:numPr>
+        <w:jc w:val="both"/>
+      </w:pPr>
+      <w:r>
+        <w:t xml:space="preserve">Що таке подвійний квадрат Уітстона?</w:t>
+      </w:r>
+    </w:p>
+    <w:bookmarkEnd w:id="20"/>
+    <w:bookmarkStart w:id="21" w:name="Xf8a59b0220f3a7cb520922cfcf2989f7f66f7c3"/>
+    <w:p>
+      <w:pPr>
+        <w:pStyle w:val="Heading3"/>
+      </w:pPr>
+      <w:r>
+        <w:t xml:space="preserve">Достатній рівень (конструктивно-варіативний)</w:t>
+      </w:r>
+    </w:p>
+    <w:p>
+      <w:pPr>
+        <w:pStyle w:val="Compact"/>
+        <w:numPr>
+          <w:ilvl w:val="0"/>
+          <w:numId w:val="1005"/>
+        </w:numPr>
+        <w:jc w:val="both"/>
+      </w:pPr>
+      <w:r>
+        <w:t xml:space="preserve">Які переваги поліграмних шифрів над моноалфавітними з погляду частотного аналізу?</w:t>
+      </w:r>
+    </w:p>
+    <w:p>
+      <w:pPr>
+        <w:pStyle w:val="Compact"/>
+        <w:numPr>
+          <w:ilvl w:val="0"/>
+          <w:numId w:val="1005"/>
+        </w:numPr>
+        <w:jc w:val="both"/>
+      </w:pPr>
+      <w:r>
+        <w:t xml:space="preserve">Чому подвійний квадрат вважається стійкішим за одинарний шифр Плейфера?</w:t>
+      </w:r>
+    </w:p>
+    <w:p>
+      <w:pPr>
+        <w:pStyle w:val="Compact"/>
+        <w:numPr>
+          <w:ilvl w:val="0"/>
+          <w:numId w:val="1005"/>
+        </w:numPr>
+        <w:jc w:val="both"/>
+      </w:pPr>
+      <w:r>
+        <w:t xml:space="preserve">Як зміниться алгоритм, якщо використати таблицю 6×6 для української абетки?</w:t>
+      </w:r>
+    </w:p>
+    <w:p>
+      <w:pPr>
+        <w:pStyle w:val="Compact"/>
+        <w:numPr>
+          <w:ilvl w:val="0"/>
+          <w:numId w:val="1005"/>
+        </w:numPr>
+        <w:jc w:val="both"/>
+      </w:pPr>
+      <w:r>
+        <w:t xml:space="preserve">Запишіть порядок дій для розшифрування біграми, літери якої утворюють прямокутник.</w:t>
+      </w:r>
+    </w:p>
+    <w:p>
+      <w:pPr>
+        <w:pStyle w:val="Compact"/>
+        <w:numPr>
+          <w:ilvl w:val="0"/>
+          <w:numId w:val="1005"/>
+        </w:numPr>
+        <w:jc w:val="both"/>
+      </w:pPr>
+      <w:r>
+        <w:t xml:space="preserve">Чому текст непарної довжини доповнюють і як обрати символ-заповнювач?</w:t>
+      </w:r>
+    </w:p>
+    <w:p>
+      <w:pPr>
+        <w:pStyle w:val="Compact"/>
+        <w:numPr>
+          <w:ilvl w:val="0"/>
+          <w:numId w:val="1005"/>
+        </w:numPr>
+        <w:jc w:val="both"/>
+      </w:pPr>
+      <w:r>
+        <w:t xml:space="preserve">Як частотний аналіз біграм застосовують до шифру Плейфера?</w:t>
+      </w:r>
+    </w:p>
+    <w:p>
+      <w:pPr>
+        <w:pStyle w:val="Compact"/>
+        <w:numPr>
+          <w:ilvl w:val="0"/>
+          <w:numId w:val="1005"/>
+        </w:numPr>
+        <w:jc w:val="both"/>
+      </w:pPr>
+      <w:r>
+        <w:t xml:space="preserve">Чому шифр Плейфера не приховує довжину повідомлення?</w:t>
+      </w:r>
+    </w:p>
+    <w:p>
+      <w:pPr>
+        <w:pStyle w:val="Compact"/>
+        <w:numPr>
+          <w:ilvl w:val="0"/>
+          <w:numId w:val="1005"/>
+        </w:numPr>
+        <w:jc w:val="both"/>
+      </w:pPr>
+      <w:r>
+        <w:t xml:space="preserve">Як перевірити, що реалізація шифрує й дешифрує симетрично?</w:t>
       </w:r>
     </w:p>
     <w:bookmarkEnd w:id="21"/>
+    <w:bookmarkStart w:id="22" w:name="високий-рівень-творчий"/>
+    <w:p>
+      <w:pPr>
+        <w:pStyle w:val="Heading3"/>
+      </w:pPr>
+      <w:r>
+        <w:t xml:space="preserve">Високий рівень (творчий)</w:t>
+      </w:r>
+    </w:p>
+    <w:p>
+      <w:pPr>
+        <w:pStyle w:val="Compact"/>
+        <w:numPr>
+          <w:ilvl w:val="0"/>
+          <w:numId w:val="1006"/>
+        </w:numPr>
+        <w:jc w:val="both"/>
+      </w:pPr>
+      <w:r>
+        <w:t xml:space="preserve">Поясніть, чому перехід від однієї літери до біграми принципово ускладнює частотний аналіз, і оцініть, скільки тексту потрібно криптоаналітику.</w:t>
+      </w:r>
+    </w:p>
+    <w:p>
+      <w:pPr>
+        <w:pStyle w:val="Compact"/>
+        <w:numPr>
+          <w:ilvl w:val="0"/>
+          <w:numId w:val="1006"/>
+        </w:numPr>
+        <w:jc w:val="both"/>
+      </w:pPr>
+      <w:r>
+        <w:t xml:space="preserve">Запропонуйте модифікацію шифру Плейфера, яка усуває його головну слабкість. Обґрунтуйте, ціною чого досягається виграш.</w:t>
+      </w:r>
+    </w:p>
+    <w:p>
+      <w:pPr>
+        <w:pStyle w:val="Compact"/>
+        <w:numPr>
+          <w:ilvl w:val="0"/>
+          <w:numId w:val="1006"/>
+        </w:numPr>
+        <w:jc w:val="both"/>
+      </w:pPr>
+      <w:r>
+        <w:t xml:space="preserve">Порівняйте шифр Плейфера й подвійний квадрат за трьома критеріями: розмір ключа, складність реалізації, стійкість.</w:t>
+      </w:r>
+    </w:p>
+    <w:p>
+      <w:pPr>
+        <w:pStyle w:val="Compact"/>
+        <w:numPr>
+          <w:ilvl w:val="0"/>
+          <w:numId w:val="1006"/>
+        </w:numPr>
+        <w:jc w:val="both"/>
+      </w:pPr>
+      <w:r>
+        <w:t xml:space="preserve">Сформулюйте, чому історичні поліграмні шифри не застосовують сьогодні, попри їхню відносну складність.</w:t>
+      </w:r>
+    </w:p>
+    <w:bookmarkEnd w:id="22"/>
+    <w:bookmarkEnd w:id="23"/>
     <w:sectPr>
       <w:pgSz w:h="16838" w:orient="portrait" w:w="11906"/>
       <w:pgMar w:bottom="1134" w:footer="708" w:gutter="0" w:header="708" w:left="1418" w:right="851" w:top="1134"/>
@@ -4480,6 +5153,66 @@
     <w:abstractNumId w:val="991"/>
   </w:num>
   <w:num w:numId="1004">
+    <w:abstractNumId w:val="99411"/>
+    <w:lvlOverride w:ilvl="0">
+      <w:startOverride w:val="1"/>
+    </w:lvlOverride>
+    <w:lvlOverride w:ilvl="1">
+      <w:startOverride w:val="1"/>
+    </w:lvlOverride>
+    <w:lvlOverride w:ilvl="2">
+      <w:startOverride w:val="1"/>
+    </w:lvlOverride>
+    <w:lvlOverride w:ilvl="3">
+      <w:startOverride w:val="1"/>
+    </w:lvlOverride>
+    <w:lvlOverride w:ilvl="4">
+      <w:startOverride w:val="1"/>
+    </w:lvlOverride>
+    <w:lvlOverride w:ilvl="5">
+      <w:startOverride w:val="1"/>
+    </w:lvlOverride>
+    <w:lvlOverride w:ilvl="6">
+      <w:startOverride w:val="1"/>
+    </w:lvlOverride>
+    <w:lvlOverride w:ilvl="7">
+      <w:startOverride w:val="1"/>
+    </w:lvlOverride>
+    <w:lvlOverride w:ilvl="8">
+      <w:startOverride w:val="1"/>
+    </w:lvlOverride>
+  </w:num>
+  <w:num w:numId="1005">
+    <w:abstractNumId w:val="99411"/>
+    <w:lvlOverride w:ilvl="0">
+      <w:startOverride w:val="1"/>
+    </w:lvlOverride>
+    <w:lvlOverride w:ilvl="1">
+      <w:startOverride w:val="1"/>
+    </w:lvlOverride>
+    <w:lvlOverride w:ilvl="2">
+      <w:startOverride w:val="1"/>
+    </w:lvlOverride>
+    <w:lvlOverride w:ilvl="3">
+      <w:startOverride w:val="1"/>
+    </w:lvlOverride>
+    <w:lvlOverride w:ilvl="4">
+      <w:startOverride w:val="1"/>
+    </w:lvlOverride>
+    <w:lvlOverride w:ilvl="5">
+      <w:startOverride w:val="1"/>
+    </w:lvlOverride>
+    <w:lvlOverride w:ilvl="6">
+      <w:startOverride w:val="1"/>
+    </w:lvlOverride>
+    <w:lvlOverride w:ilvl="7">
+      <w:startOverride w:val="1"/>
+    </w:lvlOverride>
+    <w:lvlOverride w:ilvl="8">
+      <w:startOverride w:val="1"/>
+    </w:lvlOverride>
+  </w:num>
+  <w:num w:numId="1006">
     <w:abstractNumId w:val="99411"/>
     <w:lvlOverride w:ilvl="0">
       <w:startOverride w:val="1"/>
